--- a/klagomål/A 20904-2026 FSC-klagomål.docx
+++ b/klagomål/A 20904-2026 FSC-klagomål.docx
@@ -1851,7 +1851,7 @@
     <w:r>
       <w:tab/>
       <w:tab/>
-      <w:t>2026-06-15</w:t>
+      <w:t>2026-06-16</w:t>
       <w:br/>
       <w:br/>
     </w:r>

--- a/klagomål/A 20904-2026 FSC-klagomål.docx
+++ b/klagomål/A 20904-2026 FSC-klagomål.docx
@@ -1851,7 +1851,7 @@
     <w:r>
       <w:tab/>
       <w:tab/>
-      <w:t>2026-06-16</w:t>
+      <w:t>2026-06-17</w:t>
       <w:br/>
       <w:br/>
     </w:r>

--- a/klagomål/A 20904-2026 FSC-klagomål.docx
+++ b/klagomål/A 20904-2026 FSC-klagomål.docx
@@ -1,6 +1,6 @@
 
 <file path=word/document.xml><?xml version="1.0" encoding="utf-8"?>
-<w:document xmlns:wpc="http://schemas.microsoft.com/office/word/2010/wordprocessingCanvas" xmlns:cx="http://schemas.microsoft.com/office/drawing/2014/chartex" xmlns:cx1="http://schemas.microsoft.com/office/drawing/2015/9/8/chartex" xmlns:cx2="http://schemas.microsoft.com/office/drawing/2015/10/21/chartex" xmlns:cx3="http://schemas.microsoft.com/office/drawing/2016/5/9/chartex" xmlns:cx4="http://schemas.microsoft.com/office/drawing/2016/5/10/chartex" xmlns:cx5="http://schemas.microsoft.com/office/drawing/2016/5/11/chartex" xmlns:cx6="http://schemas.microsoft.com/office/drawing/2016/5/12/chartex" xmlns:cx7="http://schemas.microsoft.com/office/drawing/2016/5/13/chartex" xmlns:cx8="http://schemas.microsoft.com/office/drawing/2016/5/14/chartex" xmlns:mc="http://schemas.openxmlformats.org/markup-compatibility/2006" xmlns:aink="http://schemas.microsoft.com/office/drawing/2016/ink" xmlns:am3d="http://schemas.microsoft.com/office/drawing/2017/model3d" xmlns:o="urn:schemas-microsoft-com:office:office" xmlns:oel="http://schemas.microsoft.com/office/2019/extlst" xmlns:r="http://schemas.openxmlformats.org/officeDocument/2006/relationships" xmlns:m="http://schemas.openxmlformats.org/officeDocument/2006/math" xmlns:v="urn:schemas-microsoft-com:vml" xmlns:wp14="http://schemas.microsoft.com/office/word/2010/wordprocessingDrawing" xmlns:wp="http://schemas.openxmlformats.org/drawingml/2006/wordprocessingDrawing" xmlns:w10="urn:schemas-microsoft-com:office:word" xmlns:w="http://schemas.openxmlformats.org/wordprocessingml/2006/main" xmlns:w14="http://schemas.microsoft.com/office/word/2010/wordml" xmlns:w15="http://schemas.microsoft.com/office/word/2012/wordml" xmlns:w16cex="http://schemas.microsoft.com/office/word/2018/wordml/cex" xmlns:w16cid="http://schemas.microsoft.com/office/word/2016/wordml/cid" xmlns:w16="http://schemas.microsoft.com/office/word/2018/wordml" xmlns:w16sdtdh="http://schemas.microsoft.com/office/word/2020/wordml/sdtdatahash" xmlns:w16se="http://schemas.microsoft.com/office/word/2015/wordml/symex" xmlns:wpg="http://schemas.microsoft.com/office/word/2010/wordprocessingGroup" xmlns:wpi="http://schemas.microsoft.com/office/word/2010/wordprocessingInk" xmlns:wne="http://schemas.microsoft.com/office/word/2006/wordml" xmlns:wps="http://schemas.microsoft.com/office/word/2010/wordprocessingShape" mc:Ignorable="w14 w15 w16se w16cid w16 w16cex w16sdtdh wp14">
+<w:document xmlns:wpc="http://schemas.microsoft.com/office/word/2010/wordprocessingCanvas" xmlns:cx="http://schemas.microsoft.com/office/drawing/2014/chartex" xmlns:cx1="http://schemas.microsoft.com/office/drawing/2015/9/8/chartex" xmlns:cx2="http://schemas.microsoft.com/office/drawing/2015/10/21/chartex" xmlns:cx3="http://schemas.microsoft.com/office/drawing/2016/5/9/chartex" xmlns:cx4="http://schemas.microsoft.com/office/drawing/2016/5/10/chartex" xmlns:cx5="http://schemas.microsoft.com/office/drawing/2016/5/11/chartex" xmlns:cx6="http://schemas.microsoft.com/office/drawing/2016/5/12/chartex" xmlns:cx7="http://schemas.microsoft.com/office/drawing/2016/5/13/chartex" xmlns:cx8="http://schemas.microsoft.com/office/drawing/2016/5/14/chartex" xmlns:mc="http://schemas.openxmlformats.org/markup-compatibility/2006" xmlns:aink="http://schemas.microsoft.com/office/drawing/2016/ink" xmlns:am3d="http://schemas.microsoft.com/office/drawing/2017/model3d" xmlns:o="urn:schemas-microsoft-com:office:office" xmlns:oel="http://schemas.microsoft.com/office/2019/extlst" xmlns:r="http://schemas.openxmlformats.org/officeDocument/2006/relationships" xmlns:m="http://schemas.openxmlformats.org/officeDocument/2006/math" xmlns:v="urn:schemas-microsoft-com:vml" xmlns:wp14="http://schemas.microsoft.com/office/word/2010/wordprocessingDrawing" xmlns:wp="http://schemas.openxmlformats.org/drawingml/2006/wordprocessingDrawing" xmlns:w10="urn:schemas-microsoft-com:office:word" xmlns:w="http://schemas.openxmlformats.org/wordprocessingml/2006/main" xmlns:w14="http://schemas.microsoft.com/office/word/2010/wordml" xmlns:w15="http://schemas.microsoft.com/office/word/2012/wordml" xmlns:w16cex="http://schemas.microsoft.com/office/word/2018/wordml/cex" xmlns:w16cid="http://schemas.microsoft.com/office/word/2016/wordml/cid" xmlns:w16="http://schemas.microsoft.com/office/word/2018/wordml" xmlns:w16du="http://schemas.microsoft.com/office/word/2023/wordml/word16du" xmlns:w16sdtdh="http://schemas.microsoft.com/office/word/2020/wordml/sdtdatahash" xmlns:w16sdtfl="http://schemas.microsoft.com/office/word/2024/wordml/sdtformatlock" xmlns:w16se="http://schemas.microsoft.com/office/word/2015/wordml/symex" xmlns:wpg="http://schemas.microsoft.com/office/word/2010/wordprocessingGroup" xmlns:wpi="http://schemas.microsoft.com/office/word/2010/wordprocessingInk" xmlns:wne="http://schemas.microsoft.com/office/word/2006/wordml" xmlns:wps="http://schemas.microsoft.com/office/word/2010/wordprocessingShape" mc:Ignorable="w14 w15 w16se w16cid w16 w16cex w16sdtdh w16sdtfl w16du wp14">
   <w:body>
     <w:p>
       <w:r>
@@ -168,7 +168,7 @@
     </w:p>
     <w:p>
       <w:r>
-        <w:t>Detta dokument behandlar höga naturvärden i avverkningsanmälan A 20904-2026 i Vilhelmina kommun. Denna avverkningsanmälan inkom 2026-04-30 11:04:18 och omfattar 14,6 ha.</w:t>
+        <w:t>Detta dokument behandlar höga naturvärden i avverkningsanmälan A 20904-2026 i Vilhelmina kommun som inkom 2026-04-30 och omfattar 14,6 ha.</w:t>
       </w:r>
     </w:p>
     <w:p>
@@ -191,12 +191,15 @@
     </w:p>
     <w:p>
       <w:r>
-        <w:t>I avverkningsanmälan har följande 19 naturvårdsarter hittats: grantickeporing (VU), garnlav (NT), granticka (NT), kungsörn (NT, §4), lappmes (NT, §4), lunglav (NT), skrovellav (NT), tretåig hackspett (NT, §4), ullticka (NT), violettgrå tagellav (NT), bårdlav (S), korallrot (S, §8), luddlav (S), plattlummer (S, §9), skinnlav (S), spindelblomster (S, §8), stuplav (S), trådticka (S) och lavskrika (§4). Av dessa är 10 rödlistade. För rödlistade arter har rödlistekategorin angivits inom parentes. Arter som är signalarter enligt Skogsstyrelsen har markerats med (S). För fridlysta arter anges även paragrafen i Artskyddsförordningen som arten är fridlyst enligt.</w:t>
+        <w:t>I och inom 23 meter från avverkningsanmälan har följande 19 naturvårdsarter hittats: garnlav (VU, T), grantickeporing (VU), kungsörn (NT, §4), lappmes (NT, T, §4), lavskrika (NT, T, §4), lunglav (NT, T), skrovellav (NT, T), tretåig hackspett (NT, T, §4), ullticka (NT, T), violettgrå tagellav (NT, T), älg (NT), bårdlav (S, T), korallrot (S, T, §8), luddlav (S, T), plattlummer (S, T, §9), skinnlav (S, T), spindelblomster (S, T, §8), stuplav (S, T) och trådticka (S, T). Av dessa är 11 rödlistade. För rödlistade arter har rödlistekategorin angivits inom parentes. Arter som är signalarter enligt Skogsstyrelsen har markerats med (S). Typiska arter inom Natura 2000 som är kopplade till skogsekosystem har markerats med (T). För fridlysta arter anges även paragrafen i Artskyddsförordningen som arten är fridlyst enligt.</w:t>
       </w:r>
     </w:p>
     <w:p>
       <w:r>
-        <w:t>De påträffade naturvårdsarterna är ett tydligt kvitto på att detta rör sig om en skog med höga naturvärden. I Figur 1 visas en karta över det avverkningsanmälda området, där samtliga fyndplatser för naturvårdsarter som finns registrerade på Artportalen har markerats.</w:t>
+        <w:t>De påträffade naturvårdsarterna är ett tydligt kvitto på att det rör sig om en skog med höga naturvärden.</w:t>
+      </w:r>
+      <w:r>
+        <w:t xml:space="preserve"> I Figur 1 visas fyndplatser för naturvårdsarter i området, som finns registrerade på Artportalen.</w:t>
       </w:r>
     </w:p>
     <w:p>
@@ -206,7 +209,7 @@
       <w:r>
         <w:drawing>
           <wp:inline xmlns:a="http://schemas.openxmlformats.org/drawingml/2006/main" xmlns:pic="http://schemas.openxmlformats.org/drawingml/2006/picture">
-            <wp:extent cx="5486400" cy="3411415"/>
+            <wp:extent cx="5486400" cy="4630446"/>
             <wp:docPr id="1" name="Picture 1"/>
             <wp:cNvGraphicFramePr>
               <a:graphicFrameLocks noChangeAspect="1"/>
@@ -227,7 +230,7 @@
                   <pic:spPr>
                     <a:xfrm>
                       <a:off x="0" y="0"/>
-                      <a:ext cx="5486400" cy="3411415"/>
+                      <a:ext cx="5486400" cy="4630446"/>
                     </a:xfrm>
                     <a:prstGeom prst="rect"/>
                   </pic:spPr>
@@ -241,9 +244,208 @@
     <w:p>
       <w:pPr>
         <w:pStyle w:val="Caption"/>
+        <w:spacing w:after="240"/>
       </w:pPr>
       <w:r>
-        <w:t>Figur 1. Fyndplatser för naturvårdsarter i det avverkningsanmälda området (röd linje). Markörer utan svart kant är placerade på fyndplatsen. Markörer med svart kant är placerade vid sidan av fyndplatsen och har ett svart streck som visar fyndplatsens exakta position. Kartans mittpunktskoordinat är N 7227204, E 556982 i SWEREF 99 TM.</w:t>
+        <w:t>Figur 1. Fyndplatser för naturvårdsarter i och inom 23 meter från avverkningsanmälan (röd linje). Markörer utan svart kant är placerade på fyndplatsen. Markörer med svart kant är placerade vid sidan av fyndplatsen och har ett svart streck som visar fyndplatsens exakta position. Kartans mittpunktskoordinat är N 7227204, E 556982 i SWEREF 99 TM.</w:t>
+      </w:r>
+    </w:p>
+    <w:p>
+      <w:pPr>
+        <w:pStyle w:val="Heading2"/>
+      </w:pPr>
+      <w:r>
+        <w:t>Fridlysta arter</w:t>
+      </w:r>
+    </w:p>
+    <w:p>
+      <w:r>
+        <w:t>Följande fridlysta arter har sina livsmiljöer och växtplatser i den avverkningsanmälda skogen: kungsörn (NT, §4), lappmes (NT, T, §4), lavskrika (NT, T, §4), tretåig hackspett (NT, T, §4), korallrot (S, T, §8), plattlummer (S, T, §9) och spindelblomster (S, T, §8).</w:t>
+      </w:r>
+    </w:p>
+    <w:p>
+      <w:r>
+        <w:t xml:space="preserve">Observera att medlemsländerna är skyldiga att agera i enlighet med EU:s fågeldirektiv där det uttryckligen står att direktivet gäller för fåglar samt för deras ägg, bon och </w:t>
+      </w:r>
+      <w:r>
+        <w:rPr>
+          <w:b/>
+        </w:rPr>
+        <w:t xml:space="preserve">livsmiljöer </w:t>
+      </w:r>
+      <w:r>
+        <w:t>(artikel 1). Vidare att de åtgärder som vidtas inte får leda till en försämring av den nuvarande situationen beträffande bevarandet av de fågelarter som avses i artikel 1 (artikel 13). Fågeldirektivet är styrande för tillsynsansvariga myndigheters ärendehantering, ställningstaganden och beslutsfattande.</w:t>
+      </w:r>
+    </w:p>
+    <w:p>
+      <w:r>
+        <w:rPr>
+          <w:b/>
+        </w:rPr>
+        <w:t>Korallrot (§8)</w:t>
+      </w:r>
+      <w:r>
+        <w:t xml:space="preserve"> växer i sumpskogar och annan fuktig eller växelfuktig skogsmark, exempelvis i alkärr och kärrkanter, fuktiga bäckdalar, raviner, myrlaggar, sumpiga strandskogar samt i fuktiga lundar. Den visar på mer eller mindre stabila förhållanden och intakt hydrologi och är känslig för avverkning, körskador, skogsgödsling och dikning. Korallrot är typisk art för </w:t>
+      </w:r>
+      <w:r>
+        <w:rPr>
+          <w:i/>
+        </w:rPr>
+        <w:t>9080 Lövsumpskog</w:t>
+      </w:r>
+      <w:r>
+        <w:t xml:space="preserve"> och fridlyst enligt 8 § artskyddsförordningen (SLU Artdatabanken, 2024; Nitare &amp; Skogsstyrelsen, 2019).</w:t>
+      </w:r>
+    </w:p>
+    <w:p>
+      <w:r>
+        <w:rPr>
+          <w:b/>
+        </w:rPr>
+        <w:t>Kungsörn (NT, §4)</w:t>
+      </w:r>
+      <w:r>
+        <w:t xml:space="preserve"> är rödlistad som nära hotad och upptagen i bilaga 1 EU:s fågeldirektiv. Boträd får inte avverkas och skyddande skog bör vid avverkning alltid sparas runt örnbon, även runt s.k. alternativbon. Som utgångspunkt vid bedömning av hur mycket skog som skall lämnas runt boträdet bör 200 meters radie gälla. Under häckningsperioden (1 januari till 31 augusti) är kungsörnen störningskänslig och inga skogsbruksåtgärder eller andra störande verksamheter får förekomma närmare än 500 m från boet under den tiden. Arealen på det sparade skogspartiet kan uppgå till åtskilliga tiotals hektar beroende på t.ex. topografi, vindexponering och insyn. Det är även värdefullt om sammanhängande skog kan lämnas i någon riktning. Avverkning av gammelskog i bergsbranter och annan svår terräng måste undvikas (SLU Artdatabanken, 2024; Skogsstyrelsen, 2016).</w:t>
+      </w:r>
+    </w:p>
+    <w:p>
+      <w:r>
+        <w:rPr>
+          <w:b/>
+        </w:rPr>
+        <w:t>Lappmes (NT, §4)</w:t>
+      </w:r>
+      <w:r>
+        <w:t xml:space="preserve">, som är typisk art för </w:t>
+      </w:r>
+      <w:r>
+        <w:rPr>
+          <w:i/>
+        </w:rPr>
+        <w:t>9010 Taiga</w:t>
+      </w:r>
+      <w:r>
+        <w:t>, rödlistad som nära hotad och prioriterad art i Skogsvårdslagen, har minskat med 17,5 (5–30) % under de senaste 10 åren. Lappmesen är en mycket stationär art som häckar i norra Sveriges barr- och blandskogar samt i fjällbjörkskogen. Arten missgynnas starkt av skogsbruk och studier har visat att överlevnaden och vikten hos flygga ungfåglar är högre i naturskog än i gallrad skog. Hemområdesstorleken under häckningstid anges uppgå till 15–20 ha, men kan i marginella habitat vara mycket större, 50–100 ha. Minsta areal äldre skog med observationer under häckningstid i norra Finland var 15 ha. Minskningstakten för den svenska populationen bedöms vara nära gränsvärdet för Sårbar (VU). (A2bc) (SLU Artdatabanken, 2024; Skogsstyrelsen, 2016).</w:t>
+      </w:r>
+    </w:p>
+    <w:p>
+      <w:r>
+        <w:rPr>
+          <w:b/>
+        </w:rPr>
+        <w:t>Lavskrika (NT, §4)</w:t>
+      </w:r>
+      <w:r>
+        <w:t xml:space="preserve"> är rödlistad som nära hotad och fridlyst enligt 4§ artskyddsförordningen. Den har minskat med 20 (10–30) % under de senaste 15 åren och minskningstakten bedöms vara nära gränsvärdet för sårbar (VU). Lavskrikan är en mycket stationär fågel, som häckar i äldre, slutna och hänglavsrika barrskogar. Nyckelfaktorer är flerskiktad skog med rik undervegetation samt riklig förekomst av hänglavar. Reviren är livslånga med hemområden som varierar mellan 50 och 150 ha. Inom ett revir av hög kvalitet finns det som regel ett eller flera kärnområden (1–20 ha) med relativt tät flerskiktad granskog. Arten missgynnas när flerskiktad skog omförs till enskiktade bestånd och även röjning och hård gallring är starkt negativt. Lavskrikan har relativt stora hemområden och försvinner när den äldre skogen fragmenteras, särskilt allvarligt är när kärnområdena avverkas. Den försvinner successivt framför allt vid dess utbredningsgränser och populationen har minskat kontinuerligt under 2000-talet. Lavskrika är typisk art för </w:t>
+      </w:r>
+      <w:r>
+        <w:rPr>
+          <w:i/>
+        </w:rPr>
+        <w:t>9010 Taiga</w:t>
+      </w:r>
+      <w:r>
+        <w:t xml:space="preserve"> (SLU Artdatabanken, 2026; Skogsstyrelsen 2016).</w:t>
+      </w:r>
+    </w:p>
+    <w:p>
+      <w:r>
+        <w:rPr>
+          <w:b/>
+        </w:rPr>
+        <w:t>Plattlummer (§9)</w:t>
+      </w:r>
+      <w:r>
+        <w:t xml:space="preserve"> växer främst i ljusöppna sandtallskogar eller annan gles, torr och brandpräglad hedbarrskog. Den är mest frekvent i olika typer av naturskogar och kontinuitetsskogar och missgynnas markant av slutavverkning och maskinell markberedning. Söder ut i landet förekommer de närstående arterna cypresslummer (VU, §8) och mellanlummer (VU, §9), vilka båda omfattas av EU:s art- och habitatdirektiv. Plattlummer är typisk art för </w:t>
+      </w:r>
+      <w:r>
+        <w:rPr>
+          <w:i/>
+        </w:rPr>
+        <w:t xml:space="preserve">9010 Taiga </w:t>
+      </w:r>
+      <w:r>
+        <w:t>och</w:t>
+      </w:r>
+      <w:r>
+        <w:rPr>
+          <w:i/>
+        </w:rPr>
+        <w:t xml:space="preserve"> 2320 Rissandhedar </w:t>
+      </w:r>
+      <w:r>
+        <w:t>(Nitare &amp; Skogsstyrelsen, 2019; SLU Artdatabanken, 2025).</w:t>
+      </w:r>
+    </w:p>
+    <w:p>
+      <w:r>
+        <w:rPr>
+          <w:b/>
+        </w:rPr>
+        <w:t>Spindelblomster (§8)</w:t>
+      </w:r>
+      <w:r>
+        <w:t xml:space="preserve"> växer i äldre mossrik granskog eller barrblandskog, men även i fjällbjörkskog. Arten indikerar långvarig trädkontinuitet och hög luftfuktighet och är mycket känslig för uttorkning och markskador. Spindelblomster har i många trakter minskat starkt under senare tid på grund av slutavverkningar och skogsmarksdikning. Spindelblomster är typisk art för </w:t>
+      </w:r>
+      <w:r>
+        <w:rPr>
+          <w:i/>
+        </w:rPr>
+        <w:t xml:space="preserve">9010 Taiga, 9050 Näringsrik granskog </w:t>
+      </w:r>
+      <w:r>
+        <w:t>och</w:t>
+      </w:r>
+      <w:r>
+        <w:rPr>
+          <w:i/>
+        </w:rPr>
+        <w:t xml:space="preserve"> 9040 Fjällbjörkskog</w:t>
+      </w:r>
+      <w:r>
+        <w:t xml:space="preserve"> (Nitare &amp; Skogsstyrelsen, 2019; SLU Artdatabanken, 2025).</w:t>
+      </w:r>
+    </w:p>
+    <w:p>
+      <w:r>
+        <w:rPr>
+          <w:b/>
+        </w:rPr>
+        <w:t>Tretåig hackspett (NT, §4)</w:t>
+      </w:r>
+      <w:r>
+        <w:t xml:space="preserve"> är rödlistad som nära hotad och ingår i bilaga 1 i EU:s fågeldirektiv. Tretåig hackspett är för sin överlevnad beroende av kontinuerlig tillförsel av äldre döende och död ved, som sker genom naturliga självgallringsprocesser i äldre grannaturskogar och barrblandade naturskogar. Om en skog genom skogsbruk gallras eller glesas ur så upphör och uteblir i stort sett den naturliga självgallringsprocessen för mycket lång tid framöver vilket omöjliggör upprätthållandet av den kontinuerliga ekologiska funktionen i ett område. Det finns studier som visar att naturskogens självgallringsprocess som den tretåiga hackspetten är beroende av, inte kan ersättas med efterlämnad hänsyn i skogsbruket (Imbeau &amp; Desrochers, 2002). Storleken på häckningsreviret varierar med skogstypen, förekomsten av död ved och graden av fragmentering, men är i allmänhet i storleksordningen 25–100 hektar. Vintertid krävs ofta betydligt större områden och det finns studier som antyder att arten behöver minst 100 hektar äldre skog. I områden med låg bonitet kan det behövas över 200 hektar lämpligt habitat för att ett par ska kunna reproducera sig. Områden med dokumenterad permanent förekomst i naturskogsmiljöer har vanligen så stora naturvärden att skogsbruk är olämpligt. Tretåig hackspett är typisk art för </w:t>
+      </w:r>
+      <w:r>
+        <w:rPr>
+          <w:i/>
+        </w:rPr>
+        <w:t xml:space="preserve">9010 Taiga, 9740 Skogsbevuxen myr, 9030 Landhöjningsskog </w:t>
+      </w:r>
+      <w:r>
+        <w:t xml:space="preserve">och </w:t>
+      </w:r>
+      <w:r>
+        <w:rPr>
+          <w:i/>
+        </w:rPr>
+        <w:t>9040 Fjällbjörkskog</w:t>
+      </w:r>
+      <w:r>
+        <w:t xml:space="preserve"> (Skogsstyrelsen, 2016; SLU Artdatabanken, 2024).</w:t>
+      </w:r>
+    </w:p>
+    <w:p>
+      <w:r>
+        <w:t>I BILAGA 1 finns mer detaljerad information om ekologi samt krav på livsmiljö hos fridlysta arter.</w:t>
+      </w:r>
+    </w:p>
+    <w:p>
+      <w:pPr>
+        <w:pStyle w:val="Heading2"/>
+      </w:pPr>
+      <w:r>
+        <w:t>Övriga naturvårdsarter</w:t>
       </w:r>
     </w:p>
     <w:p>
@@ -320,44 +522,6 @@
       </w:r>
       <w:r>
         <w:t xml:space="preserve"> (SLU Artdatabanken, 2026).</w:t>
-      </w:r>
-    </w:p>
-    <w:p>
-      <w:r>
-        <w:rPr>
-          <w:b/>
-        </w:rPr>
-        <w:t>Granticka</w:t>
-      </w:r>
-      <w:r>
-        <w:t xml:space="preserve"> förekommer främst i äldre skogar med naturskogskaraktär, liksom i dimensionsavverkade och plockhuggna skogar. I äldre grannaturskog i norra Sverige är den alltjämt en förhållandevis vanlig karaktärsart, medan den längre söderut blir allt mer sällsynt. I Götaland och delar av Svealand är den en god signalart för skyddsvärda granskogsmiljöer. Arten bedöms ha minskat starkt under senare år på grund av skogsavverkningar, då den framför allt växer i äldre granskog med långvarig grankontinuitet. I urskogsliknande bestånd i norra Sverige kan ibland påträffas den mycket sällsynta tickan grantickeporing (VU), som lever på döda grantickor. Det som tidigare inbegripit grantickan har visat sig röra sig om två arter; tajgagranticka </w:t>
-      </w:r>
-      <w:r>
-        <w:rPr>
-          <w:i/>
-        </w:rPr>
-        <w:t>Porodaedalea abietis</w:t>
-      </w:r>
-      <w:r>
-        <w:t xml:space="preserve"> (LC) och </w:t>
-      </w:r>
-      <w:r>
-        <w:rPr>
-          <w:i/>
-        </w:rPr>
-        <w:t>Porodaedalea chrysoloma</w:t>
-      </w:r>
-      <w:r>
-        <w:t xml:space="preserve"> (DD). Den nordligare arten, tajgagranticka, bildar större fruktkroppar och har sin främsta förekomst i norra Sverige, medan den mer tunnköttiga arten, </w:t>
-      </w:r>
-      <w:r>
-        <w:rPr>
-          <w:i/>
-        </w:rPr>
-        <w:t>P. chrysoloma</w:t>
-      </w:r>
-      <w:r>
-        <w:t>, förekommer i sydöstra Sverige och på Gotland (SLU Artdatabanken, 2026; Nitare &amp; Skogsstyrelsen, 2019).</w:t>
       </w:r>
     </w:p>
     <w:p>
@@ -707,196 +871,6 @@
         <w:pStyle w:val="Heading1"/>
       </w:pPr>
       <w:r>
-        <w:t>Fridlysta arter</w:t>
-      </w:r>
-    </w:p>
-    <w:p>
-      <w:r>
-        <w:t>Följande fridlysta arter har sina livsmiljöer och växtplatser i den avverkningsanmälda skogen: kungsörn (NT, §4), lappmes (NT, §4), tretåig hackspett (NT, §4), korallrot (S, §8), plattlummer (S, §9), spindelblomster (S, §8) och lavskrika (§4).</w:t>
-      </w:r>
-    </w:p>
-    <w:p>
-      <w:r>
-        <w:t xml:space="preserve">Observera att medlemsländerna är skyldiga att agera i enlighet med EU:s fågeldirektiv där det uttryckligen står att direktivet gäller för fåglar samt för deras ägg, bon och </w:t>
-      </w:r>
-      <w:r>
-        <w:rPr>
-          <w:b/>
-        </w:rPr>
-        <w:t xml:space="preserve">livsmiljöer </w:t>
-      </w:r>
-      <w:r>
-        <w:t>(artikel 1). Vidare att de åtgärder som vidtas inte får leda till en försämring av den nuvarande situationen beträffande bevarandet av de fågelarter som avses i artikel 1 (artikel 13). Fågeldirektivet är styrande för tillsynsansvariga myndigheters ärendehantering, ställningstaganden och beslutsfattande.</w:t>
-      </w:r>
-    </w:p>
-    <w:p>
-      <w:r>
-        <w:rPr>
-          <w:b/>
-        </w:rPr>
-        <w:t>Korallrot (§8)</w:t>
-      </w:r>
-      <w:r>
-        <w:t xml:space="preserve"> växer i sumpskogar och annan fuktig eller växelfuktig skogsmark, exempelvis i alkärr och kärrkanter, fuktiga bäckdalar, raviner, myrlaggar, sumpiga strandskogar samt i fuktiga lundar. Den visar på mer eller mindre stabila förhållanden och intakt hydrologi och är känslig för avverkning, körskador, skogsgödsling och dikning. Korallrot är typisk art för </w:t>
-      </w:r>
-      <w:r>
-        <w:rPr>
-          <w:i/>
-        </w:rPr>
-        <w:t>9080 Lövsumpskog</w:t>
-      </w:r>
-      <w:r>
-        <w:t xml:space="preserve"> och fridlyst enligt 8 § artskyddsförordningen (SLU Artdatabanken, 2024; Nitare &amp; Skogsstyrelsen, 2019).</w:t>
-      </w:r>
-    </w:p>
-    <w:p>
-      <w:r>
-        <w:rPr>
-          <w:b/>
-        </w:rPr>
-        <w:t>Kungsörn (NT, §4)</w:t>
-      </w:r>
-      <w:r>
-        <w:t xml:space="preserve"> är rödlistad som nära hotad och upptagen i bilaga 1 EU:s fågeldirektiv. Boträd får inte avverkas och skyddande skog bör vid avverkning alltid sparas runt örnbon, även runt s.k. alternativbon. Som utgångspunkt vid bedömning av hur mycket skog som skall lämnas runt boträdet bör 200 meters radie gälla. Under häckningsperioden (1 januari till 31 augusti) är kungsörnen störningskänslig och inga skogsbruksåtgärder eller andra störande verksamheter får förekomma närmare än 500 m från boet under den tiden. Arealen på det sparade skogspartiet kan uppgå till åtskilliga tiotals hektar beroende på t.ex. topografi, vindexponering och insyn. Det är även värdefullt om sammanhängande skog kan lämnas i någon riktning. Avverkning av gammelskog i bergsbranter och annan svår terräng måste undvikas (SLU Artdatabanken, 2024; Skogsstyrelsen, 2016).</w:t>
-      </w:r>
-    </w:p>
-    <w:p>
-      <w:r>
-        <w:rPr>
-          <w:b/>
-        </w:rPr>
-        <w:t>Lappmes (NT, §4)</w:t>
-      </w:r>
-      <w:r>
-        <w:t xml:space="preserve">, som är typisk art för </w:t>
-      </w:r>
-      <w:r>
-        <w:rPr>
-          <w:i/>
-        </w:rPr>
-        <w:t>9010 Taiga</w:t>
-      </w:r>
-      <w:r>
-        <w:t>, rödlistad som nära hotad och prioriterad art i Skogsvårdslagen, har minskat med 17,5 (5–30) % under de senaste 10 åren. Lappmesen är en mycket stationär art som häckar i norra Sveriges barr- och blandskogar samt i fjällbjörkskogen. Arten missgynnas starkt av skogsbruk och studier har visat att överlevnaden och vikten hos flygga ungfåglar är högre i naturskog än i gallrad skog. Hemområdesstorleken under häckningstid anges uppgå till 15–20 ha, men kan i marginella habitat vara mycket större, 50–100 ha. Minsta areal äldre skog med observationer under häckningstid i norra Finland var 15 ha. Minskningstakten för den svenska populationen bedöms vara nära gränsvärdet för Sårbar (VU). (A2bc) (SLU Artdatabanken, 2024; Skogsstyrelsen, 2016).</w:t>
-      </w:r>
-    </w:p>
-    <w:p>
-      <w:r>
-        <w:rPr>
-          <w:b/>
-        </w:rPr>
-        <w:t>Lavskrika (NT, §4)</w:t>
-      </w:r>
-      <w:r>
-        <w:t xml:space="preserve"> är rödlistad som nära hotad och fridlyst enligt 4§ artskyddsförordningen. Den har minskat med 20 (10–30) % under de senaste 15 åren och minskningstakten bedöms vara nära gränsvärdet för sårbar (VU). Lavskrikan är en mycket stationär fågel, som häckar i äldre, slutna och hänglavsrika barrskogar. Nyckelfaktorer är flerskiktad skog med rik undervegetation samt riklig förekomst av hänglavar. Reviren är livslånga med hemområden som varierar mellan 50 och 150 ha. Inom ett revir av hög kvalitet finns det som regel ett eller flera kärnområden (1–20 ha) med relativt tät flerskiktad granskog. Arten missgynnas när flerskiktad skog omförs till enskiktade bestånd och även röjning och hård gallring är starkt negativt. Lavskrikan har relativt stora hemområden och försvinner när den äldre skogen fragmenteras, särskilt allvarligt är när kärnområdena avverkas. Den försvinner successivt framför allt vid dess utbredningsgränser och populationen har minskat kontinuerligt under 2000-talet. Lavskrika är typisk art för </w:t>
-      </w:r>
-      <w:r>
-        <w:rPr>
-          <w:i/>
-        </w:rPr>
-        <w:t>9010 Taiga</w:t>
-      </w:r>
-      <w:r>
-        <w:t xml:space="preserve"> (SLU Artdatabanken, 2026; Skogsstyrelsen 2016).</w:t>
-      </w:r>
-    </w:p>
-    <w:p>
-      <w:r>
-        <w:rPr>
-          <w:b/>
-        </w:rPr>
-        <w:t>Plattlummer (§9)</w:t>
-      </w:r>
-      <w:r>
-        <w:t xml:space="preserve"> växer främst i ljusöppna sandtallskogar eller annan gles, torr och brandpräglad hedbarrskog. Den är mest frekvent i olika typer av naturskogar och kontinuitetsskogar och missgynnas markant av slutavverkning och maskinell markberedning. Söder ut i landet förekommer de närstående arterna cypresslummer (VU, §8) och mellanlummer (VU, §9), vilka båda omfattas av EU:s art- och habitatdirektiv. Plattlummer är typisk art för </w:t>
-      </w:r>
-      <w:r>
-        <w:rPr>
-          <w:i/>
-        </w:rPr>
-        <w:t xml:space="preserve">9010 Taiga </w:t>
-      </w:r>
-      <w:r>
-        <w:t>och</w:t>
-      </w:r>
-      <w:r>
-        <w:rPr>
-          <w:i/>
-        </w:rPr>
-        <w:t xml:space="preserve"> 2320 Rissandhedar </w:t>
-      </w:r>
-      <w:r>
-        <w:t>(Nitare &amp; Skogsstyrelsen, 2019; SLU Artdatabanken, 2025).</w:t>
-      </w:r>
-    </w:p>
-    <w:p>
-      <w:r>
-        <w:rPr>
-          <w:b/>
-        </w:rPr>
-        <w:t>Spindelblomster (§8)</w:t>
-      </w:r>
-      <w:r>
-        <w:t xml:space="preserve"> växer i äldre mossrik granskog eller barrblandskog, men även i fjällbjörkskog. Arten indikerar långvarig trädkontinuitet och hög luftfuktighet och är mycket känslig för uttorkning och markskador. Spindelblomster har i många trakter minskat starkt under senare tid på grund av slutavverkningar och skogsmarksdikning. Spindelblomster är typisk art för </w:t>
-      </w:r>
-      <w:r>
-        <w:rPr>
-          <w:i/>
-        </w:rPr>
-        <w:t xml:space="preserve">9010 Taiga, 9050 Näringsrik granskog </w:t>
-      </w:r>
-      <w:r>
-        <w:t>och</w:t>
-      </w:r>
-      <w:r>
-        <w:rPr>
-          <w:i/>
-        </w:rPr>
-        <w:t xml:space="preserve"> 9040 Fjällbjörkskog</w:t>
-      </w:r>
-      <w:r>
-        <w:t xml:space="preserve"> (Nitare &amp; Skogsstyrelsen, 2019; SLU Artdatabanken, 2025).</w:t>
-      </w:r>
-    </w:p>
-    <w:p>
-      <w:r>
-        <w:rPr>
-          <w:b/>
-        </w:rPr>
-        <w:t>Tretåig hackspett (NT, §4)</w:t>
-      </w:r>
-      <w:r>
-        <w:t xml:space="preserve"> är rödlistad som nära hotad och ingår i bilaga 1 i EU:s fågeldirektiv. Tretåig hackspett är för sin överlevnad beroende av kontinuerlig tillförsel av äldre döende och död ved, som sker genom naturliga självgallringsprocesser i äldre grannaturskogar och barrblandade naturskogar. Om en skog genom skogsbruk gallras eller glesas ur så upphör och uteblir i stort sett den naturliga självgallringsprocessen för mycket lång tid framöver vilket omöjliggör upprätthållandet av den kontinuerliga ekologiska funktionen i ett område. Det finns studier som visar att naturskogens självgallringsprocess som den tretåiga hackspetten är beroende av, inte kan ersättas med efterlämnad hänsyn i skogsbruket (Imbeau &amp; Desrochers, 2002). Storleken på häckningsreviret varierar med skogstypen, förekomsten av död ved och graden av fragmentering, men är i allmänhet i storleksordningen 25–100 hektar. Vintertid krävs ofta betydligt större områden och det finns studier som antyder att arten behöver minst 100 hektar äldre skog. I områden med låg bonitet kan det behövas över 200 hektar lämpligt habitat för att ett par ska kunna reproducera sig. Områden med dokumenterad permanent förekomst i naturskogsmiljöer har vanligen så stora naturvärden att skogsbruk är olämpligt. Tretåig hackspett är typisk art för </w:t>
-      </w:r>
-      <w:r>
-        <w:rPr>
-          <w:i/>
-        </w:rPr>
-        <w:t xml:space="preserve">9010 Taiga, 9740 Skogsbevuxen myr, 9030 Landhöjningsskog </w:t>
-      </w:r>
-      <w:r>
-        <w:t xml:space="preserve">och </w:t>
-      </w:r>
-      <w:r>
-        <w:rPr>
-          <w:i/>
-        </w:rPr>
-        <w:t>9040 Fjällbjörkskog</w:t>
-      </w:r>
-      <w:r>
-        <w:t xml:space="preserve"> (Skogsstyrelsen, 2016; SLU Artdatabanken, 2024).</w:t>
-      </w:r>
-    </w:p>
-    <w:p>
-      <w:r>
-        <w:t>I BILAGA 1 finns mer detaljerad information om ekologi samt krav på livsmiljö hos fridlysta arter.</w:t>
-      </w:r>
-    </w:p>
-    <w:p>
-      <w:pPr>
-        <w:pStyle w:val="Heading1"/>
-      </w:pPr>
-      <w:r>
         <w:t>Certifiering</w:t>
       </w:r>
     </w:p>
@@ -998,7 +972,7 @@
         <w:rPr>
           <w:i/>
         </w:rPr>
-        <w:t>I det avverkningsanmälda skogsområdet har 19 naturvårdsarter varav 10 rödlistade arter sina livsmiljöer och växtplatser.</w:t>
+        <w:t>I det avverkningsanmälda skogsområdet har 19 naturvårdsarter varav 11 rödlistade arter sina livsmiljöer och växtplatser.</w:t>
       </w:r>
     </w:p>
     <w:p>
@@ -1741,7 +1715,7 @@
 </file>
 
 <file path=word/endnotes.xml><?xml version="1.0" encoding="utf-8"?>
-<w:endnotes xmlns:wpc="http://schemas.microsoft.com/office/word/2010/wordprocessingCanvas" xmlns:cx="http://schemas.microsoft.com/office/drawing/2014/chartex" xmlns:cx1="http://schemas.microsoft.com/office/drawing/2015/9/8/chartex" xmlns:cx2="http://schemas.microsoft.com/office/drawing/2015/10/21/chartex" xmlns:cx3="http://schemas.microsoft.com/office/drawing/2016/5/9/chartex" xmlns:cx4="http://schemas.microsoft.com/office/drawing/2016/5/10/chartex" xmlns:cx5="http://schemas.microsoft.com/office/drawing/2016/5/11/chartex" xmlns:cx6="http://schemas.microsoft.com/office/drawing/2016/5/12/chartex" xmlns:cx7="http://schemas.microsoft.com/office/drawing/2016/5/13/chartex" xmlns:cx8="http://schemas.microsoft.com/office/drawing/2016/5/14/chartex" xmlns:mc="http://schemas.openxmlformats.org/markup-compatibility/2006" xmlns:aink="http://schemas.microsoft.com/office/drawing/2016/ink" xmlns:am3d="http://schemas.microsoft.com/office/drawing/2017/model3d" xmlns:o="urn:schemas-microsoft-com:office:office" xmlns:oel="http://schemas.microsoft.com/office/2019/extlst" xmlns:r="http://schemas.openxmlformats.org/officeDocument/2006/relationships" xmlns:m="http://schemas.openxmlformats.org/officeDocument/2006/math" xmlns:v="urn:schemas-microsoft-com:vml" xmlns:wp14="http://schemas.microsoft.com/office/word/2010/wordprocessingDrawing" xmlns:wp="http://schemas.openxmlformats.org/drawingml/2006/wordprocessingDrawing" xmlns:w10="urn:schemas-microsoft-com:office:word" xmlns:w="http://schemas.openxmlformats.org/wordprocessingml/2006/main" xmlns:w14="http://schemas.microsoft.com/office/word/2010/wordml" xmlns:w15="http://schemas.microsoft.com/office/word/2012/wordml" xmlns:w16cex="http://schemas.microsoft.com/office/word/2018/wordml/cex" xmlns:w16cid="http://schemas.microsoft.com/office/word/2016/wordml/cid" xmlns:w16="http://schemas.microsoft.com/office/word/2018/wordml" xmlns:w16sdtdh="http://schemas.microsoft.com/office/word/2020/wordml/sdtdatahash" xmlns:w16se="http://schemas.microsoft.com/office/word/2015/wordml/symex" xmlns:wpg="http://schemas.microsoft.com/office/word/2010/wordprocessingGroup" xmlns:wpi="http://schemas.microsoft.com/office/word/2010/wordprocessingInk" xmlns:wne="http://schemas.microsoft.com/office/word/2006/wordml" xmlns:wps="http://schemas.microsoft.com/office/word/2010/wordprocessingShape" mc:Ignorable="w14 w15 w16se w16cid w16 w16cex w16sdtdh wp14">
+<w:endnotes xmlns:wpc="http://schemas.microsoft.com/office/word/2010/wordprocessingCanvas" xmlns:cx="http://schemas.microsoft.com/office/drawing/2014/chartex" xmlns:cx1="http://schemas.microsoft.com/office/drawing/2015/9/8/chartex" xmlns:cx2="http://schemas.microsoft.com/office/drawing/2015/10/21/chartex" xmlns:cx3="http://schemas.microsoft.com/office/drawing/2016/5/9/chartex" xmlns:cx4="http://schemas.microsoft.com/office/drawing/2016/5/10/chartex" xmlns:cx5="http://schemas.microsoft.com/office/drawing/2016/5/11/chartex" xmlns:cx6="http://schemas.microsoft.com/office/drawing/2016/5/12/chartex" xmlns:cx7="http://schemas.microsoft.com/office/drawing/2016/5/13/chartex" xmlns:cx8="http://schemas.microsoft.com/office/drawing/2016/5/14/chartex" xmlns:mc="http://schemas.openxmlformats.org/markup-compatibility/2006" xmlns:aink="http://schemas.microsoft.com/office/drawing/2016/ink" xmlns:am3d="http://schemas.microsoft.com/office/drawing/2017/model3d" xmlns:o="urn:schemas-microsoft-com:office:office" xmlns:oel="http://schemas.microsoft.com/office/2019/extlst" xmlns:r="http://schemas.openxmlformats.org/officeDocument/2006/relationships" xmlns:m="http://schemas.openxmlformats.org/officeDocument/2006/math" xmlns:v="urn:schemas-microsoft-com:vml" xmlns:wp14="http://schemas.microsoft.com/office/word/2010/wordprocessingDrawing" xmlns:wp="http://schemas.openxmlformats.org/drawingml/2006/wordprocessingDrawing" xmlns:w10="urn:schemas-microsoft-com:office:word" xmlns:w="http://schemas.openxmlformats.org/wordprocessingml/2006/main" xmlns:w14="http://schemas.microsoft.com/office/word/2010/wordml" xmlns:w15="http://schemas.microsoft.com/office/word/2012/wordml" xmlns:w16cex="http://schemas.microsoft.com/office/word/2018/wordml/cex" xmlns:w16cid="http://schemas.microsoft.com/office/word/2016/wordml/cid" xmlns:w16="http://schemas.microsoft.com/office/word/2018/wordml" xmlns:w16du="http://schemas.microsoft.com/office/word/2023/wordml/word16du" xmlns:w16sdtdh="http://schemas.microsoft.com/office/word/2020/wordml/sdtdatahash" xmlns:w16sdtfl="http://schemas.microsoft.com/office/word/2024/wordml/sdtformatlock" xmlns:w16se="http://schemas.microsoft.com/office/word/2015/wordml/symex" xmlns:wpg="http://schemas.microsoft.com/office/word/2010/wordprocessingGroup" xmlns:wpi="http://schemas.microsoft.com/office/word/2010/wordprocessingInk" xmlns:wne="http://schemas.microsoft.com/office/word/2006/wordml" xmlns:wps="http://schemas.microsoft.com/office/word/2010/wordprocessingShape" mc:Ignorable="w14 w15 w16se w16cid w16 w16cex w16sdtdh w16sdtfl w16du wp14">
   <w:endnote w:type="separator" w:id="-1">
     <w:p>
       <w:pPr>
@@ -1766,7 +1740,7 @@
 </file>
 
 <file path=word/footer1.xml><?xml version="1.0" encoding="utf-8"?>
-<w:ftr xmlns:wpc="http://schemas.microsoft.com/office/word/2010/wordprocessingCanvas" xmlns:cx="http://schemas.microsoft.com/office/drawing/2014/chartex" xmlns:cx1="http://schemas.microsoft.com/office/drawing/2015/9/8/chartex" xmlns:cx2="http://schemas.microsoft.com/office/drawing/2015/10/21/chartex" xmlns:cx3="http://schemas.microsoft.com/office/drawing/2016/5/9/chartex" xmlns:cx4="http://schemas.microsoft.com/office/drawing/2016/5/10/chartex" xmlns:cx5="http://schemas.microsoft.com/office/drawing/2016/5/11/chartex" xmlns:cx6="http://schemas.microsoft.com/office/drawing/2016/5/12/chartex" xmlns:cx7="http://schemas.microsoft.com/office/drawing/2016/5/13/chartex" xmlns:cx8="http://schemas.microsoft.com/office/drawing/2016/5/14/chartex" xmlns:mc="http://schemas.openxmlformats.org/markup-compatibility/2006" xmlns:aink="http://schemas.microsoft.com/office/drawing/2016/ink" xmlns:am3d="http://schemas.microsoft.com/office/drawing/2017/model3d" xmlns:o="urn:schemas-microsoft-com:office:office" xmlns:oel="http://schemas.microsoft.com/office/2019/extlst" xmlns:r="http://schemas.openxmlformats.org/officeDocument/2006/relationships" xmlns:m="http://schemas.openxmlformats.org/officeDocument/2006/math" xmlns:v="urn:schemas-microsoft-com:vml" xmlns:wp14="http://schemas.microsoft.com/office/word/2010/wordprocessingDrawing" xmlns:wp="http://schemas.openxmlformats.org/drawingml/2006/wordprocessingDrawing" xmlns:w10="urn:schemas-microsoft-com:office:word" xmlns:w="http://schemas.openxmlformats.org/wordprocessingml/2006/main" xmlns:w14="http://schemas.microsoft.com/office/word/2010/wordml" xmlns:w15="http://schemas.microsoft.com/office/word/2012/wordml" xmlns:w16cex="http://schemas.microsoft.com/office/word/2018/wordml/cex" xmlns:w16cid="http://schemas.microsoft.com/office/word/2016/wordml/cid" xmlns:w16="http://schemas.microsoft.com/office/word/2018/wordml" xmlns:w16sdtdh="http://schemas.microsoft.com/office/word/2020/wordml/sdtdatahash" xmlns:w16se="http://schemas.microsoft.com/office/word/2015/wordml/symex" xmlns:wpg="http://schemas.microsoft.com/office/word/2010/wordprocessingGroup" xmlns:wpi="http://schemas.microsoft.com/office/word/2010/wordprocessingInk" xmlns:wne="http://schemas.microsoft.com/office/word/2006/wordml" xmlns:wps="http://schemas.microsoft.com/office/word/2010/wordprocessingShape" mc:Ignorable="w14 w15 w16se w16cid w16 w16cex w16sdtdh wp14">
+<w:ftr xmlns:wpc="http://schemas.microsoft.com/office/word/2010/wordprocessingCanvas" xmlns:cx="http://schemas.microsoft.com/office/drawing/2014/chartex" xmlns:cx1="http://schemas.microsoft.com/office/drawing/2015/9/8/chartex" xmlns:cx2="http://schemas.microsoft.com/office/drawing/2015/10/21/chartex" xmlns:cx3="http://schemas.microsoft.com/office/drawing/2016/5/9/chartex" xmlns:cx4="http://schemas.microsoft.com/office/drawing/2016/5/10/chartex" xmlns:cx5="http://schemas.microsoft.com/office/drawing/2016/5/11/chartex" xmlns:cx6="http://schemas.microsoft.com/office/drawing/2016/5/12/chartex" xmlns:cx7="http://schemas.microsoft.com/office/drawing/2016/5/13/chartex" xmlns:cx8="http://schemas.microsoft.com/office/drawing/2016/5/14/chartex" xmlns:mc="http://schemas.openxmlformats.org/markup-compatibility/2006" xmlns:aink="http://schemas.microsoft.com/office/drawing/2016/ink" xmlns:am3d="http://schemas.microsoft.com/office/drawing/2017/model3d" xmlns:o="urn:schemas-microsoft-com:office:office" xmlns:oel="http://schemas.microsoft.com/office/2019/extlst" xmlns:r="http://schemas.openxmlformats.org/officeDocument/2006/relationships" xmlns:m="http://schemas.openxmlformats.org/officeDocument/2006/math" xmlns:v="urn:schemas-microsoft-com:vml" xmlns:wp14="http://schemas.microsoft.com/office/word/2010/wordprocessingDrawing" xmlns:wp="http://schemas.openxmlformats.org/drawingml/2006/wordprocessingDrawing" xmlns:w10="urn:schemas-microsoft-com:office:word" xmlns:w="http://schemas.openxmlformats.org/wordprocessingml/2006/main" xmlns:w14="http://schemas.microsoft.com/office/word/2010/wordml" xmlns:w15="http://schemas.microsoft.com/office/word/2012/wordml" xmlns:w16cex="http://schemas.microsoft.com/office/word/2018/wordml/cex" xmlns:w16cid="http://schemas.microsoft.com/office/word/2016/wordml/cid" xmlns:w16="http://schemas.microsoft.com/office/word/2018/wordml" xmlns:w16du="http://schemas.microsoft.com/office/word/2023/wordml/word16du" xmlns:w16sdtdh="http://schemas.microsoft.com/office/word/2020/wordml/sdtdatahash" xmlns:w16sdtfl="http://schemas.microsoft.com/office/word/2024/wordml/sdtformatlock" xmlns:w16se="http://schemas.microsoft.com/office/word/2015/wordml/symex" xmlns:wpg="http://schemas.microsoft.com/office/word/2010/wordprocessingGroup" xmlns:wpi="http://schemas.microsoft.com/office/word/2010/wordprocessingInk" xmlns:wne="http://schemas.microsoft.com/office/word/2006/wordml" xmlns:wps="http://schemas.microsoft.com/office/word/2010/wordprocessingShape" mc:Ignorable="w14 w15 w16se w16cid w16 w16cex w16sdtdh w16sdtfl w16du wp14">
   <w:p>
     <w:pPr>
       <w:pStyle w:val="Footer"/>
@@ -1776,7 +1750,7 @@
 </file>
 
 <file path=word/footer2.xml><?xml version="1.0" encoding="utf-8"?>
-<w:ftr xmlns:wpc="http://schemas.microsoft.com/office/word/2010/wordprocessingCanvas" xmlns:cx="http://schemas.microsoft.com/office/drawing/2014/chartex" xmlns:cx1="http://schemas.microsoft.com/office/drawing/2015/9/8/chartex" xmlns:cx2="http://schemas.microsoft.com/office/drawing/2015/10/21/chartex" xmlns:cx3="http://schemas.microsoft.com/office/drawing/2016/5/9/chartex" xmlns:cx4="http://schemas.microsoft.com/office/drawing/2016/5/10/chartex" xmlns:cx5="http://schemas.microsoft.com/office/drawing/2016/5/11/chartex" xmlns:cx6="http://schemas.microsoft.com/office/drawing/2016/5/12/chartex" xmlns:cx7="http://schemas.microsoft.com/office/drawing/2016/5/13/chartex" xmlns:cx8="http://schemas.microsoft.com/office/drawing/2016/5/14/chartex" xmlns:mc="http://schemas.openxmlformats.org/markup-compatibility/2006" xmlns:aink="http://schemas.microsoft.com/office/drawing/2016/ink" xmlns:am3d="http://schemas.microsoft.com/office/drawing/2017/model3d" xmlns:o="urn:schemas-microsoft-com:office:office" xmlns:oel="http://schemas.microsoft.com/office/2019/extlst" xmlns:r="http://schemas.openxmlformats.org/officeDocument/2006/relationships" xmlns:m="http://schemas.openxmlformats.org/officeDocument/2006/math" xmlns:v="urn:schemas-microsoft-com:vml" xmlns:wp14="http://schemas.microsoft.com/office/word/2010/wordprocessingDrawing" xmlns:wp="http://schemas.openxmlformats.org/drawingml/2006/wordprocessingDrawing" xmlns:w10="urn:schemas-microsoft-com:office:word" xmlns:w="http://schemas.openxmlformats.org/wordprocessingml/2006/main" xmlns:w14="http://schemas.microsoft.com/office/word/2010/wordml" xmlns:w15="http://schemas.microsoft.com/office/word/2012/wordml" xmlns:w16cex="http://schemas.microsoft.com/office/word/2018/wordml/cex" xmlns:w16cid="http://schemas.microsoft.com/office/word/2016/wordml/cid" xmlns:w16="http://schemas.microsoft.com/office/word/2018/wordml" xmlns:w16sdtdh="http://schemas.microsoft.com/office/word/2020/wordml/sdtdatahash" xmlns:w16se="http://schemas.microsoft.com/office/word/2015/wordml/symex" xmlns:wpg="http://schemas.microsoft.com/office/word/2010/wordprocessingGroup" xmlns:wpi="http://schemas.microsoft.com/office/word/2010/wordprocessingInk" xmlns:wne="http://schemas.microsoft.com/office/word/2006/wordml" xmlns:wps="http://schemas.microsoft.com/office/word/2010/wordprocessingShape" mc:Ignorable="w14 w15 w16se w16cid w16 w16cex w16sdtdh wp14">
+<w:ftr xmlns:wpc="http://schemas.microsoft.com/office/word/2010/wordprocessingCanvas" xmlns:cx="http://schemas.microsoft.com/office/drawing/2014/chartex" xmlns:cx1="http://schemas.microsoft.com/office/drawing/2015/9/8/chartex" xmlns:cx2="http://schemas.microsoft.com/office/drawing/2015/10/21/chartex" xmlns:cx3="http://schemas.microsoft.com/office/drawing/2016/5/9/chartex" xmlns:cx4="http://schemas.microsoft.com/office/drawing/2016/5/10/chartex" xmlns:cx5="http://schemas.microsoft.com/office/drawing/2016/5/11/chartex" xmlns:cx6="http://schemas.microsoft.com/office/drawing/2016/5/12/chartex" xmlns:cx7="http://schemas.microsoft.com/office/drawing/2016/5/13/chartex" xmlns:cx8="http://schemas.microsoft.com/office/drawing/2016/5/14/chartex" xmlns:mc="http://schemas.openxmlformats.org/markup-compatibility/2006" xmlns:aink="http://schemas.microsoft.com/office/drawing/2016/ink" xmlns:am3d="http://schemas.microsoft.com/office/drawing/2017/model3d" xmlns:o="urn:schemas-microsoft-com:office:office" xmlns:oel="http://schemas.microsoft.com/office/2019/extlst" xmlns:r="http://schemas.openxmlformats.org/officeDocument/2006/relationships" xmlns:m="http://schemas.openxmlformats.org/officeDocument/2006/math" xmlns:v="urn:schemas-microsoft-com:vml" xmlns:wp14="http://schemas.microsoft.com/office/word/2010/wordprocessingDrawing" xmlns:wp="http://schemas.openxmlformats.org/drawingml/2006/wordprocessingDrawing" xmlns:w10="urn:schemas-microsoft-com:office:word" xmlns:w="http://schemas.openxmlformats.org/wordprocessingml/2006/main" xmlns:w14="http://schemas.microsoft.com/office/word/2010/wordml" xmlns:w15="http://schemas.microsoft.com/office/word/2012/wordml" xmlns:w16cex="http://schemas.microsoft.com/office/word/2018/wordml/cex" xmlns:w16cid="http://schemas.microsoft.com/office/word/2016/wordml/cid" xmlns:w16="http://schemas.microsoft.com/office/word/2018/wordml" xmlns:w16du="http://schemas.microsoft.com/office/word/2023/wordml/word16du" xmlns:w16sdtdh="http://schemas.microsoft.com/office/word/2020/wordml/sdtdatahash" xmlns:w16sdtfl="http://schemas.microsoft.com/office/word/2024/wordml/sdtformatlock" xmlns:w16se="http://schemas.microsoft.com/office/word/2015/wordml/symex" xmlns:wpg="http://schemas.microsoft.com/office/word/2010/wordprocessingGroup" xmlns:wpi="http://schemas.microsoft.com/office/word/2010/wordprocessingInk" xmlns:wne="http://schemas.microsoft.com/office/word/2006/wordml" xmlns:wps="http://schemas.microsoft.com/office/word/2010/wordprocessingShape" mc:Ignorable="w14 w15 w16se w16cid w16 w16cex w16sdtdh w16sdtfl w16du wp14">
   <w:p>
     <w:pPr>
       <w:pStyle w:val="Footer"/>
@@ -1786,7 +1760,7 @@
 </file>
 
 <file path=word/footer3.xml><?xml version="1.0" encoding="utf-8"?>
-<w:ftr xmlns:wpc="http://schemas.microsoft.com/office/word/2010/wordprocessingCanvas" xmlns:cx="http://schemas.microsoft.com/office/drawing/2014/chartex" xmlns:cx1="http://schemas.microsoft.com/office/drawing/2015/9/8/chartex" xmlns:cx2="http://schemas.microsoft.com/office/drawing/2015/10/21/chartex" xmlns:cx3="http://schemas.microsoft.com/office/drawing/2016/5/9/chartex" xmlns:cx4="http://schemas.microsoft.com/office/drawing/2016/5/10/chartex" xmlns:cx5="http://schemas.microsoft.com/office/drawing/2016/5/11/chartex" xmlns:cx6="http://schemas.microsoft.com/office/drawing/2016/5/12/chartex" xmlns:cx7="http://schemas.microsoft.com/office/drawing/2016/5/13/chartex" xmlns:cx8="http://schemas.microsoft.com/office/drawing/2016/5/14/chartex" xmlns:mc="http://schemas.openxmlformats.org/markup-compatibility/2006" xmlns:aink="http://schemas.microsoft.com/office/drawing/2016/ink" xmlns:am3d="http://schemas.microsoft.com/office/drawing/2017/model3d" xmlns:o="urn:schemas-microsoft-com:office:office" xmlns:oel="http://schemas.microsoft.com/office/2019/extlst" xmlns:r="http://schemas.openxmlformats.org/officeDocument/2006/relationships" xmlns:m="http://schemas.openxmlformats.org/officeDocument/2006/math" xmlns:v="urn:schemas-microsoft-com:vml" xmlns:wp14="http://schemas.microsoft.com/office/word/2010/wordprocessingDrawing" xmlns:wp="http://schemas.openxmlformats.org/drawingml/2006/wordprocessingDrawing" xmlns:w10="urn:schemas-microsoft-com:office:word" xmlns:w="http://schemas.openxmlformats.org/wordprocessingml/2006/main" xmlns:w14="http://schemas.microsoft.com/office/word/2010/wordml" xmlns:w15="http://schemas.microsoft.com/office/word/2012/wordml" xmlns:w16cex="http://schemas.microsoft.com/office/word/2018/wordml/cex" xmlns:w16cid="http://schemas.microsoft.com/office/word/2016/wordml/cid" xmlns:w16="http://schemas.microsoft.com/office/word/2018/wordml" xmlns:w16sdtdh="http://schemas.microsoft.com/office/word/2020/wordml/sdtdatahash" xmlns:w16se="http://schemas.microsoft.com/office/word/2015/wordml/symex" xmlns:wpg="http://schemas.microsoft.com/office/word/2010/wordprocessingGroup" xmlns:wpi="http://schemas.microsoft.com/office/word/2010/wordprocessingInk" xmlns:wne="http://schemas.microsoft.com/office/word/2006/wordml" xmlns:wps="http://schemas.microsoft.com/office/word/2010/wordprocessingShape" mc:Ignorable="w14 w15 w16se w16cid w16 w16cex w16sdtdh wp14">
+<w:ftr xmlns:wpc="http://schemas.microsoft.com/office/word/2010/wordprocessingCanvas" xmlns:cx="http://schemas.microsoft.com/office/drawing/2014/chartex" xmlns:cx1="http://schemas.microsoft.com/office/drawing/2015/9/8/chartex" xmlns:cx2="http://schemas.microsoft.com/office/drawing/2015/10/21/chartex" xmlns:cx3="http://schemas.microsoft.com/office/drawing/2016/5/9/chartex" xmlns:cx4="http://schemas.microsoft.com/office/drawing/2016/5/10/chartex" xmlns:cx5="http://schemas.microsoft.com/office/drawing/2016/5/11/chartex" xmlns:cx6="http://schemas.microsoft.com/office/drawing/2016/5/12/chartex" xmlns:cx7="http://schemas.microsoft.com/office/drawing/2016/5/13/chartex" xmlns:cx8="http://schemas.microsoft.com/office/drawing/2016/5/14/chartex" xmlns:mc="http://schemas.openxmlformats.org/markup-compatibility/2006" xmlns:aink="http://schemas.microsoft.com/office/drawing/2016/ink" xmlns:am3d="http://schemas.microsoft.com/office/drawing/2017/model3d" xmlns:o="urn:schemas-microsoft-com:office:office" xmlns:oel="http://schemas.microsoft.com/office/2019/extlst" xmlns:r="http://schemas.openxmlformats.org/officeDocument/2006/relationships" xmlns:m="http://schemas.openxmlformats.org/officeDocument/2006/math" xmlns:v="urn:schemas-microsoft-com:vml" xmlns:wp14="http://schemas.microsoft.com/office/word/2010/wordprocessingDrawing" xmlns:wp="http://schemas.openxmlformats.org/drawingml/2006/wordprocessingDrawing" xmlns:w10="urn:schemas-microsoft-com:office:word" xmlns:w="http://schemas.openxmlformats.org/wordprocessingml/2006/main" xmlns:w14="http://schemas.microsoft.com/office/word/2010/wordml" xmlns:w15="http://schemas.microsoft.com/office/word/2012/wordml" xmlns:w16cex="http://schemas.microsoft.com/office/word/2018/wordml/cex" xmlns:w16cid="http://schemas.microsoft.com/office/word/2016/wordml/cid" xmlns:w16="http://schemas.microsoft.com/office/word/2018/wordml" xmlns:w16du="http://schemas.microsoft.com/office/word/2023/wordml/word16du" xmlns:w16sdtdh="http://schemas.microsoft.com/office/word/2020/wordml/sdtdatahash" xmlns:w16sdtfl="http://schemas.microsoft.com/office/word/2024/wordml/sdtformatlock" xmlns:w16se="http://schemas.microsoft.com/office/word/2015/wordml/symex" xmlns:wpg="http://schemas.microsoft.com/office/word/2010/wordprocessingGroup" xmlns:wpi="http://schemas.microsoft.com/office/word/2010/wordprocessingInk" xmlns:wne="http://schemas.microsoft.com/office/word/2006/wordml" xmlns:wps="http://schemas.microsoft.com/office/word/2010/wordprocessingShape" mc:Ignorable="w14 w15 w16se w16cid w16 w16cex w16sdtdh w16sdtfl w16du wp14">
   <w:p>
     <w:pPr>
       <w:pStyle w:val="Footer"/>
@@ -1796,7 +1770,7 @@
 </file>
 
 <file path=word/footnotes.xml><?xml version="1.0" encoding="utf-8"?>
-<w:footnotes xmlns:wpc="http://schemas.microsoft.com/office/word/2010/wordprocessingCanvas" xmlns:cx="http://schemas.microsoft.com/office/drawing/2014/chartex" xmlns:cx1="http://schemas.microsoft.com/office/drawing/2015/9/8/chartex" xmlns:cx2="http://schemas.microsoft.com/office/drawing/2015/10/21/chartex" xmlns:cx3="http://schemas.microsoft.com/office/drawing/2016/5/9/chartex" xmlns:cx4="http://schemas.microsoft.com/office/drawing/2016/5/10/chartex" xmlns:cx5="http://schemas.microsoft.com/office/drawing/2016/5/11/chartex" xmlns:cx6="http://schemas.microsoft.com/office/drawing/2016/5/12/chartex" xmlns:cx7="http://schemas.microsoft.com/office/drawing/2016/5/13/chartex" xmlns:cx8="http://schemas.microsoft.com/office/drawing/2016/5/14/chartex" xmlns:mc="http://schemas.openxmlformats.org/markup-compatibility/2006" xmlns:aink="http://schemas.microsoft.com/office/drawing/2016/ink" xmlns:am3d="http://schemas.microsoft.com/office/drawing/2017/model3d" xmlns:o="urn:schemas-microsoft-com:office:office" xmlns:oel="http://schemas.microsoft.com/office/2019/extlst" xmlns:r="http://schemas.openxmlformats.org/officeDocument/2006/relationships" xmlns:m="http://schemas.openxmlformats.org/officeDocument/2006/math" xmlns:v="urn:schemas-microsoft-com:vml" xmlns:wp14="http://schemas.microsoft.com/office/word/2010/wordprocessingDrawing" xmlns:wp="http://schemas.openxmlformats.org/drawingml/2006/wordprocessingDrawing" xmlns:w10="urn:schemas-microsoft-com:office:word" xmlns:w="http://schemas.openxmlformats.org/wordprocessingml/2006/main" xmlns:w14="http://schemas.microsoft.com/office/word/2010/wordml" xmlns:w15="http://schemas.microsoft.com/office/word/2012/wordml" xmlns:w16cex="http://schemas.microsoft.com/office/word/2018/wordml/cex" xmlns:w16cid="http://schemas.microsoft.com/office/word/2016/wordml/cid" xmlns:w16="http://schemas.microsoft.com/office/word/2018/wordml" xmlns:w16sdtdh="http://schemas.microsoft.com/office/word/2020/wordml/sdtdatahash" xmlns:w16se="http://schemas.microsoft.com/office/word/2015/wordml/symex" xmlns:wpg="http://schemas.microsoft.com/office/word/2010/wordprocessingGroup" xmlns:wpi="http://schemas.microsoft.com/office/word/2010/wordprocessingInk" xmlns:wne="http://schemas.microsoft.com/office/word/2006/wordml" xmlns:wps="http://schemas.microsoft.com/office/word/2010/wordprocessingShape" mc:Ignorable="w14 w15 w16se w16cid w16 w16cex w16sdtdh wp14">
+<w:footnotes xmlns:wpc="http://schemas.microsoft.com/office/word/2010/wordprocessingCanvas" xmlns:cx="http://schemas.microsoft.com/office/drawing/2014/chartex" xmlns:cx1="http://schemas.microsoft.com/office/drawing/2015/9/8/chartex" xmlns:cx2="http://schemas.microsoft.com/office/drawing/2015/10/21/chartex" xmlns:cx3="http://schemas.microsoft.com/office/drawing/2016/5/9/chartex" xmlns:cx4="http://schemas.microsoft.com/office/drawing/2016/5/10/chartex" xmlns:cx5="http://schemas.microsoft.com/office/drawing/2016/5/11/chartex" xmlns:cx6="http://schemas.microsoft.com/office/drawing/2016/5/12/chartex" xmlns:cx7="http://schemas.microsoft.com/office/drawing/2016/5/13/chartex" xmlns:cx8="http://schemas.microsoft.com/office/drawing/2016/5/14/chartex" xmlns:mc="http://schemas.openxmlformats.org/markup-compatibility/2006" xmlns:aink="http://schemas.microsoft.com/office/drawing/2016/ink" xmlns:am3d="http://schemas.microsoft.com/office/drawing/2017/model3d" xmlns:o="urn:schemas-microsoft-com:office:office" xmlns:oel="http://schemas.microsoft.com/office/2019/extlst" xmlns:r="http://schemas.openxmlformats.org/officeDocument/2006/relationships" xmlns:m="http://schemas.openxmlformats.org/officeDocument/2006/math" xmlns:v="urn:schemas-microsoft-com:vml" xmlns:wp14="http://schemas.microsoft.com/office/word/2010/wordprocessingDrawing" xmlns:wp="http://schemas.openxmlformats.org/drawingml/2006/wordprocessingDrawing" xmlns:w10="urn:schemas-microsoft-com:office:word" xmlns:w="http://schemas.openxmlformats.org/wordprocessingml/2006/main" xmlns:w14="http://schemas.microsoft.com/office/word/2010/wordml" xmlns:w15="http://schemas.microsoft.com/office/word/2012/wordml" xmlns:w16cex="http://schemas.microsoft.com/office/word/2018/wordml/cex" xmlns:w16cid="http://schemas.microsoft.com/office/word/2016/wordml/cid" xmlns:w16="http://schemas.microsoft.com/office/word/2018/wordml" xmlns:w16du="http://schemas.microsoft.com/office/word/2023/wordml/word16du" xmlns:w16sdtdh="http://schemas.microsoft.com/office/word/2020/wordml/sdtdatahash" xmlns:w16sdtfl="http://schemas.microsoft.com/office/word/2024/wordml/sdtformatlock" xmlns:w16se="http://schemas.microsoft.com/office/word/2015/wordml/symex" xmlns:wpg="http://schemas.microsoft.com/office/word/2010/wordprocessingGroup" xmlns:wpi="http://schemas.microsoft.com/office/word/2010/wordprocessingInk" xmlns:wne="http://schemas.microsoft.com/office/word/2006/wordml" xmlns:wps="http://schemas.microsoft.com/office/word/2010/wordprocessingShape" mc:Ignorable="w14 w15 w16se w16cid w16 w16cex w16sdtdh w16sdtfl w16du wp14">
   <w:footnote w:type="separator" w:id="-1">
     <w:p>
       <w:pPr>
@@ -1821,7 +1795,7 @@
 </file>
 
 <file path=word/header1.xml><?xml version="1.0" encoding="utf-8"?>
-<w:hdr xmlns:wpc="http://schemas.microsoft.com/office/word/2010/wordprocessingCanvas" xmlns:cx="http://schemas.microsoft.com/office/drawing/2014/chartex" xmlns:cx1="http://schemas.microsoft.com/office/drawing/2015/9/8/chartex" xmlns:cx2="http://schemas.microsoft.com/office/drawing/2015/10/21/chartex" xmlns:cx3="http://schemas.microsoft.com/office/drawing/2016/5/9/chartex" xmlns:cx4="http://schemas.microsoft.com/office/drawing/2016/5/10/chartex" xmlns:cx5="http://schemas.microsoft.com/office/drawing/2016/5/11/chartex" xmlns:cx6="http://schemas.microsoft.com/office/drawing/2016/5/12/chartex" xmlns:cx7="http://schemas.microsoft.com/office/drawing/2016/5/13/chartex" xmlns:cx8="http://schemas.microsoft.com/office/drawing/2016/5/14/chartex" xmlns:mc="http://schemas.openxmlformats.org/markup-compatibility/2006" xmlns:aink="http://schemas.microsoft.com/office/drawing/2016/ink" xmlns:am3d="http://schemas.microsoft.com/office/drawing/2017/model3d" xmlns:o="urn:schemas-microsoft-com:office:office" xmlns:oel="http://schemas.microsoft.com/office/2019/extlst" xmlns:r="http://schemas.openxmlformats.org/officeDocument/2006/relationships" xmlns:m="http://schemas.openxmlformats.org/officeDocument/2006/math" xmlns:v="urn:schemas-microsoft-com:vml" xmlns:wp14="http://schemas.microsoft.com/office/word/2010/wordprocessingDrawing" xmlns:wp="http://schemas.openxmlformats.org/drawingml/2006/wordprocessingDrawing" xmlns:w10="urn:schemas-microsoft-com:office:word" xmlns:w="http://schemas.openxmlformats.org/wordprocessingml/2006/main" xmlns:w14="http://schemas.microsoft.com/office/word/2010/wordml" xmlns:w15="http://schemas.microsoft.com/office/word/2012/wordml" xmlns:w16cex="http://schemas.microsoft.com/office/word/2018/wordml/cex" xmlns:w16cid="http://schemas.microsoft.com/office/word/2016/wordml/cid" xmlns:w16="http://schemas.microsoft.com/office/word/2018/wordml" xmlns:w16sdtdh="http://schemas.microsoft.com/office/word/2020/wordml/sdtdatahash" xmlns:w16se="http://schemas.microsoft.com/office/word/2015/wordml/symex" xmlns:wpg="http://schemas.microsoft.com/office/word/2010/wordprocessingGroup" xmlns:wpi="http://schemas.microsoft.com/office/word/2010/wordprocessingInk" xmlns:wne="http://schemas.microsoft.com/office/word/2006/wordml" xmlns:wps="http://schemas.microsoft.com/office/word/2010/wordprocessingShape" mc:Ignorable="w14 w15 w16se w16cid w16 w16cex w16sdtdh wp14">
+<w:hdr xmlns:wpc="http://schemas.microsoft.com/office/word/2010/wordprocessingCanvas" xmlns:cx="http://schemas.microsoft.com/office/drawing/2014/chartex" xmlns:cx1="http://schemas.microsoft.com/office/drawing/2015/9/8/chartex" xmlns:cx2="http://schemas.microsoft.com/office/drawing/2015/10/21/chartex" xmlns:cx3="http://schemas.microsoft.com/office/drawing/2016/5/9/chartex" xmlns:cx4="http://schemas.microsoft.com/office/drawing/2016/5/10/chartex" xmlns:cx5="http://schemas.microsoft.com/office/drawing/2016/5/11/chartex" xmlns:cx6="http://schemas.microsoft.com/office/drawing/2016/5/12/chartex" xmlns:cx7="http://schemas.microsoft.com/office/drawing/2016/5/13/chartex" xmlns:cx8="http://schemas.microsoft.com/office/drawing/2016/5/14/chartex" xmlns:mc="http://schemas.openxmlformats.org/markup-compatibility/2006" xmlns:aink="http://schemas.microsoft.com/office/drawing/2016/ink" xmlns:am3d="http://schemas.microsoft.com/office/drawing/2017/model3d" xmlns:o="urn:schemas-microsoft-com:office:office" xmlns:oel="http://schemas.microsoft.com/office/2019/extlst" xmlns:r="http://schemas.openxmlformats.org/officeDocument/2006/relationships" xmlns:m="http://schemas.openxmlformats.org/officeDocument/2006/math" xmlns:v="urn:schemas-microsoft-com:vml" xmlns:wp14="http://schemas.microsoft.com/office/word/2010/wordprocessingDrawing" xmlns:wp="http://schemas.openxmlformats.org/drawingml/2006/wordprocessingDrawing" xmlns:w10="urn:schemas-microsoft-com:office:word" xmlns:w="http://schemas.openxmlformats.org/wordprocessingml/2006/main" xmlns:w14="http://schemas.microsoft.com/office/word/2010/wordml" xmlns:w15="http://schemas.microsoft.com/office/word/2012/wordml" xmlns:w16cex="http://schemas.microsoft.com/office/word/2018/wordml/cex" xmlns:w16cid="http://schemas.microsoft.com/office/word/2016/wordml/cid" xmlns:w16="http://schemas.microsoft.com/office/word/2018/wordml" xmlns:w16du="http://schemas.microsoft.com/office/word/2023/wordml/word16du" xmlns:w16sdtdh="http://schemas.microsoft.com/office/word/2020/wordml/sdtdatahash" xmlns:w16sdtfl="http://schemas.microsoft.com/office/word/2024/wordml/sdtformatlock" xmlns:w16se="http://schemas.microsoft.com/office/word/2015/wordml/symex" xmlns:wpg="http://schemas.microsoft.com/office/word/2010/wordprocessingGroup" xmlns:wpi="http://schemas.microsoft.com/office/word/2010/wordprocessingInk" xmlns:wne="http://schemas.microsoft.com/office/word/2006/wordml" xmlns:wps="http://schemas.microsoft.com/office/word/2010/wordprocessingShape" mc:Ignorable="w14 w15 w16se w16cid w16 w16cex w16sdtdh w16sdtfl w16du wp14">
   <w:p>
     <w:pPr>
       <w:pStyle w:val="Header"/>
@@ -1831,7 +1805,7 @@
 </file>
 
 <file path=word/header2.xml><?xml version="1.0" encoding="utf-8"?>
-<w:hdr xmlns:wpc="http://schemas.microsoft.com/office/word/2010/wordprocessingCanvas" xmlns:cx="http://schemas.microsoft.com/office/drawing/2014/chartex" xmlns:cx1="http://schemas.microsoft.com/office/drawing/2015/9/8/chartex" xmlns:cx2="http://schemas.microsoft.com/office/drawing/2015/10/21/chartex" xmlns:cx3="http://schemas.microsoft.com/office/drawing/2016/5/9/chartex" xmlns:cx4="http://schemas.microsoft.com/office/drawing/2016/5/10/chartex" xmlns:cx5="http://schemas.microsoft.com/office/drawing/2016/5/11/chartex" xmlns:cx6="http://schemas.microsoft.com/office/drawing/2016/5/12/chartex" xmlns:cx7="http://schemas.microsoft.com/office/drawing/2016/5/13/chartex" xmlns:cx8="http://schemas.microsoft.com/office/drawing/2016/5/14/chartex" xmlns:mc="http://schemas.openxmlformats.org/markup-compatibility/2006" xmlns:aink="http://schemas.microsoft.com/office/drawing/2016/ink" xmlns:am3d="http://schemas.microsoft.com/office/drawing/2017/model3d" xmlns:o="urn:schemas-microsoft-com:office:office" xmlns:oel="http://schemas.microsoft.com/office/2019/extlst" xmlns:r="http://schemas.openxmlformats.org/officeDocument/2006/relationships" xmlns:m="http://schemas.openxmlformats.org/officeDocument/2006/math" xmlns:v="urn:schemas-microsoft-com:vml" xmlns:wp14="http://schemas.microsoft.com/office/word/2010/wordprocessingDrawing" xmlns:wp="http://schemas.openxmlformats.org/drawingml/2006/wordprocessingDrawing" xmlns:w10="urn:schemas-microsoft-com:office:word" xmlns:w="http://schemas.openxmlformats.org/wordprocessingml/2006/main" xmlns:w14="http://schemas.microsoft.com/office/word/2010/wordml" xmlns:w15="http://schemas.microsoft.com/office/word/2012/wordml" xmlns:w16cex="http://schemas.microsoft.com/office/word/2018/wordml/cex" xmlns:w16cid="http://schemas.microsoft.com/office/word/2016/wordml/cid" xmlns:w16="http://schemas.microsoft.com/office/word/2018/wordml" xmlns:w16sdtdh="http://schemas.microsoft.com/office/word/2020/wordml/sdtdatahash" xmlns:w16se="http://schemas.microsoft.com/office/word/2015/wordml/symex" xmlns:wpg="http://schemas.microsoft.com/office/word/2010/wordprocessingGroup" xmlns:wpi="http://schemas.microsoft.com/office/word/2010/wordprocessingInk" xmlns:wne="http://schemas.microsoft.com/office/word/2006/wordml" xmlns:wps="http://schemas.microsoft.com/office/word/2010/wordprocessingShape" mc:Ignorable="w14 w15 w16se w16cid w16 w16cex w16sdtdh wp14">
+<w:hdr xmlns:wpc="http://schemas.microsoft.com/office/word/2010/wordprocessingCanvas" xmlns:cx="http://schemas.microsoft.com/office/drawing/2014/chartex" xmlns:cx1="http://schemas.microsoft.com/office/drawing/2015/9/8/chartex" xmlns:cx2="http://schemas.microsoft.com/office/drawing/2015/10/21/chartex" xmlns:cx3="http://schemas.microsoft.com/office/drawing/2016/5/9/chartex" xmlns:cx4="http://schemas.microsoft.com/office/drawing/2016/5/10/chartex" xmlns:cx5="http://schemas.microsoft.com/office/drawing/2016/5/11/chartex" xmlns:cx6="http://schemas.microsoft.com/office/drawing/2016/5/12/chartex" xmlns:cx7="http://schemas.microsoft.com/office/drawing/2016/5/13/chartex" xmlns:cx8="http://schemas.microsoft.com/office/drawing/2016/5/14/chartex" xmlns:mc="http://schemas.openxmlformats.org/markup-compatibility/2006" xmlns:aink="http://schemas.microsoft.com/office/drawing/2016/ink" xmlns:am3d="http://schemas.microsoft.com/office/drawing/2017/model3d" xmlns:o="urn:schemas-microsoft-com:office:office" xmlns:oel="http://schemas.microsoft.com/office/2019/extlst" xmlns:r="http://schemas.openxmlformats.org/officeDocument/2006/relationships" xmlns:m="http://schemas.openxmlformats.org/officeDocument/2006/math" xmlns:v="urn:schemas-microsoft-com:vml" xmlns:wp14="http://schemas.microsoft.com/office/word/2010/wordprocessingDrawing" xmlns:wp="http://schemas.openxmlformats.org/drawingml/2006/wordprocessingDrawing" xmlns:w10="urn:schemas-microsoft-com:office:word" xmlns:w="http://schemas.openxmlformats.org/wordprocessingml/2006/main" xmlns:w14="http://schemas.microsoft.com/office/word/2010/wordml" xmlns:w15="http://schemas.microsoft.com/office/word/2012/wordml" xmlns:w16cex="http://schemas.microsoft.com/office/word/2018/wordml/cex" xmlns:w16cid="http://schemas.microsoft.com/office/word/2016/wordml/cid" xmlns:w16="http://schemas.microsoft.com/office/word/2018/wordml" xmlns:w16du="http://schemas.microsoft.com/office/word/2023/wordml/word16du" xmlns:w16sdtdh="http://schemas.microsoft.com/office/word/2020/wordml/sdtdatahash" xmlns:w16sdtfl="http://schemas.microsoft.com/office/word/2024/wordml/sdtformatlock" xmlns:w16se="http://schemas.microsoft.com/office/word/2015/wordml/symex" xmlns:wpg="http://schemas.microsoft.com/office/word/2010/wordprocessingGroup" xmlns:wpi="http://schemas.microsoft.com/office/word/2010/wordprocessingInk" xmlns:wne="http://schemas.microsoft.com/office/word/2006/wordml" xmlns:wps="http://schemas.microsoft.com/office/word/2010/wordprocessingShape" mc:Ignorable="w14 w15 w16se w16cid w16 w16cex w16sdtdh w16sdtfl w16du wp14">
   <w:p>
     <w:pPr>
       <w:pStyle w:val="Header"/>
@@ -1842,7 +1816,7 @@
 </file>
 
 <file path=word/header3.xml><?xml version="1.0" encoding="utf-8"?>
-<w:hdr xmlns:wpc="http://schemas.microsoft.com/office/word/2010/wordprocessingCanvas" xmlns:cx="http://schemas.microsoft.com/office/drawing/2014/chartex" xmlns:cx1="http://schemas.microsoft.com/office/drawing/2015/9/8/chartex" xmlns:cx2="http://schemas.microsoft.com/office/drawing/2015/10/21/chartex" xmlns:cx3="http://schemas.microsoft.com/office/drawing/2016/5/9/chartex" xmlns:cx4="http://schemas.microsoft.com/office/drawing/2016/5/10/chartex" xmlns:cx5="http://schemas.microsoft.com/office/drawing/2016/5/11/chartex" xmlns:cx6="http://schemas.microsoft.com/office/drawing/2016/5/12/chartex" xmlns:cx7="http://schemas.microsoft.com/office/drawing/2016/5/13/chartex" xmlns:cx8="http://schemas.microsoft.com/office/drawing/2016/5/14/chartex" xmlns:mc="http://schemas.openxmlformats.org/markup-compatibility/2006" xmlns:aink="http://schemas.microsoft.com/office/drawing/2016/ink" xmlns:am3d="http://schemas.microsoft.com/office/drawing/2017/model3d" xmlns:o="urn:schemas-microsoft-com:office:office" xmlns:oel="http://schemas.microsoft.com/office/2019/extlst" xmlns:r="http://schemas.openxmlformats.org/officeDocument/2006/relationships" xmlns:m="http://schemas.openxmlformats.org/officeDocument/2006/math" xmlns:v="urn:schemas-microsoft-com:vml" xmlns:wp14="http://schemas.microsoft.com/office/word/2010/wordprocessingDrawing" xmlns:wp="http://schemas.openxmlformats.org/drawingml/2006/wordprocessingDrawing" xmlns:w10="urn:schemas-microsoft-com:office:word" xmlns:w="http://schemas.openxmlformats.org/wordprocessingml/2006/main" xmlns:w14="http://schemas.microsoft.com/office/word/2010/wordml" xmlns:w15="http://schemas.microsoft.com/office/word/2012/wordml" xmlns:w16cex="http://schemas.microsoft.com/office/word/2018/wordml/cex" xmlns:w16cid="http://schemas.microsoft.com/office/word/2016/wordml/cid" xmlns:w16="http://schemas.microsoft.com/office/word/2018/wordml" xmlns:w16sdtdh="http://schemas.microsoft.com/office/word/2020/wordml/sdtdatahash" xmlns:w16se="http://schemas.microsoft.com/office/word/2015/wordml/symex" xmlns:wpg="http://schemas.microsoft.com/office/word/2010/wordprocessingGroup" xmlns:wpi="http://schemas.microsoft.com/office/word/2010/wordprocessingInk" xmlns:wne="http://schemas.microsoft.com/office/word/2006/wordml" xmlns:wps="http://schemas.microsoft.com/office/word/2010/wordprocessingShape" mc:Ignorable="w14 w15 w16se w16cid w16 w16cex w16sdtdh wp14">
+<w:hdr xmlns:wpc="http://schemas.microsoft.com/office/word/2010/wordprocessingCanvas" xmlns:cx="http://schemas.microsoft.com/office/drawing/2014/chartex" xmlns:cx1="http://schemas.microsoft.com/office/drawing/2015/9/8/chartex" xmlns:cx2="http://schemas.microsoft.com/office/drawing/2015/10/21/chartex" xmlns:cx3="http://schemas.microsoft.com/office/drawing/2016/5/9/chartex" xmlns:cx4="http://schemas.microsoft.com/office/drawing/2016/5/10/chartex" xmlns:cx5="http://schemas.microsoft.com/office/drawing/2016/5/11/chartex" xmlns:cx6="http://schemas.microsoft.com/office/drawing/2016/5/12/chartex" xmlns:cx7="http://schemas.microsoft.com/office/drawing/2016/5/13/chartex" xmlns:cx8="http://schemas.microsoft.com/office/drawing/2016/5/14/chartex" xmlns:mc="http://schemas.openxmlformats.org/markup-compatibility/2006" xmlns:aink="http://schemas.microsoft.com/office/drawing/2016/ink" xmlns:am3d="http://schemas.microsoft.com/office/drawing/2017/model3d" xmlns:o="urn:schemas-microsoft-com:office:office" xmlns:oel="http://schemas.microsoft.com/office/2019/extlst" xmlns:r="http://schemas.openxmlformats.org/officeDocument/2006/relationships" xmlns:m="http://schemas.openxmlformats.org/officeDocument/2006/math" xmlns:v="urn:schemas-microsoft-com:vml" xmlns:wp14="http://schemas.microsoft.com/office/word/2010/wordprocessingDrawing" xmlns:wp="http://schemas.openxmlformats.org/drawingml/2006/wordprocessingDrawing" xmlns:w10="urn:schemas-microsoft-com:office:word" xmlns:w="http://schemas.openxmlformats.org/wordprocessingml/2006/main" xmlns:w14="http://schemas.microsoft.com/office/word/2010/wordml" xmlns:w15="http://schemas.microsoft.com/office/word/2012/wordml" xmlns:w16cex="http://schemas.microsoft.com/office/word/2018/wordml/cex" xmlns:w16cid="http://schemas.microsoft.com/office/word/2016/wordml/cid" xmlns:w16="http://schemas.microsoft.com/office/word/2018/wordml" xmlns:w16du="http://schemas.microsoft.com/office/word/2023/wordml/word16du" xmlns:w16sdtdh="http://schemas.microsoft.com/office/word/2020/wordml/sdtdatahash" xmlns:w16sdtfl="http://schemas.microsoft.com/office/word/2024/wordml/sdtformatlock" xmlns:w16se="http://schemas.microsoft.com/office/word/2015/wordml/symex" xmlns:wpg="http://schemas.microsoft.com/office/word/2010/wordprocessingGroup" xmlns:wpi="http://schemas.microsoft.com/office/word/2010/wordprocessingInk" xmlns:wne="http://schemas.microsoft.com/office/word/2006/wordml" xmlns:wps="http://schemas.microsoft.com/office/word/2010/wordprocessingShape" mc:Ignorable="w14 w15 w16se w16cid w16 w16cex w16sdtdh w16sdtfl w16du wp14">
   <w:p>
     <w:pPr>
       <w:pStyle w:val="Header"/>
@@ -1851,7 +1825,7 @@
     <w:r>
       <w:tab/>
       <w:tab/>
-      <w:t>2026-06-17</w:t>
+      <w:t>2026-06-18</w:t>
       <w:br/>
       <w:br/>
     </w:r>
@@ -1868,7 +1842,7 @@
 </file>
 
 <file path=word/numbering.xml><?xml version="1.0" encoding="utf-8"?>
-<w:numbering xmlns:wpc="http://schemas.microsoft.com/office/word/2010/wordprocessingCanvas" xmlns:cx="http://schemas.microsoft.com/office/drawing/2014/chartex" xmlns:cx1="http://schemas.microsoft.com/office/drawing/2015/9/8/chartex" xmlns:cx2="http://schemas.microsoft.com/office/drawing/2015/10/21/chartex" xmlns:cx3="http://schemas.microsoft.com/office/drawing/2016/5/9/chartex" xmlns:cx4="http://schemas.microsoft.com/office/drawing/2016/5/10/chartex" xmlns:cx5="http://schemas.microsoft.com/office/drawing/2016/5/11/chartex" xmlns:cx6="http://schemas.microsoft.com/office/drawing/2016/5/12/chartex" xmlns:cx7="http://schemas.microsoft.com/office/drawing/2016/5/13/chartex" xmlns:cx8="http://schemas.microsoft.com/office/drawing/2016/5/14/chartex" xmlns:mc="http://schemas.openxmlformats.org/markup-compatibility/2006" xmlns:aink="http://schemas.microsoft.com/office/drawing/2016/ink" xmlns:am3d="http://schemas.microsoft.com/office/drawing/2017/model3d" xmlns:o="urn:schemas-microsoft-com:office:office" xmlns:oel="http://schemas.microsoft.com/office/2019/extlst" xmlns:r="http://schemas.openxmlformats.org/officeDocument/2006/relationships" xmlns:m="http://schemas.openxmlformats.org/officeDocument/2006/math" xmlns:v="urn:schemas-microsoft-com:vml" xmlns:wp14="http://schemas.microsoft.com/office/word/2010/wordprocessingDrawing" xmlns:wp="http://schemas.openxmlformats.org/drawingml/2006/wordprocessingDrawing" xmlns:w10="urn:schemas-microsoft-com:office:word" xmlns:w="http://schemas.openxmlformats.org/wordprocessingml/2006/main" xmlns:w14="http://schemas.microsoft.com/office/word/2010/wordml" xmlns:w15="http://schemas.microsoft.com/office/word/2012/wordml" xmlns:w16cex="http://schemas.microsoft.com/office/word/2018/wordml/cex" xmlns:w16cid="http://schemas.microsoft.com/office/word/2016/wordml/cid" xmlns:w16="http://schemas.microsoft.com/office/word/2018/wordml" xmlns:w16sdtdh="http://schemas.microsoft.com/office/word/2020/wordml/sdtdatahash" xmlns:w16se="http://schemas.microsoft.com/office/word/2015/wordml/symex" xmlns:wpg="http://schemas.microsoft.com/office/word/2010/wordprocessingGroup" xmlns:wpi="http://schemas.microsoft.com/office/word/2010/wordprocessingInk" xmlns:wne="http://schemas.microsoft.com/office/word/2006/wordml" xmlns:wps="http://schemas.microsoft.com/office/word/2010/wordprocessingShape" mc:Ignorable="w14 w15 w16se w16cid w16 w16cex w16sdtdh wp14">
+<w:numbering xmlns:wpc="http://schemas.microsoft.com/office/word/2010/wordprocessingCanvas" xmlns:cx="http://schemas.microsoft.com/office/drawing/2014/chartex" xmlns:cx1="http://schemas.microsoft.com/office/drawing/2015/9/8/chartex" xmlns:cx2="http://schemas.microsoft.com/office/drawing/2015/10/21/chartex" xmlns:cx3="http://schemas.microsoft.com/office/drawing/2016/5/9/chartex" xmlns:cx4="http://schemas.microsoft.com/office/drawing/2016/5/10/chartex" xmlns:cx5="http://schemas.microsoft.com/office/drawing/2016/5/11/chartex" xmlns:cx6="http://schemas.microsoft.com/office/drawing/2016/5/12/chartex" xmlns:cx7="http://schemas.microsoft.com/office/drawing/2016/5/13/chartex" xmlns:cx8="http://schemas.microsoft.com/office/drawing/2016/5/14/chartex" xmlns:mc="http://schemas.openxmlformats.org/markup-compatibility/2006" xmlns:aink="http://schemas.microsoft.com/office/drawing/2016/ink" xmlns:am3d="http://schemas.microsoft.com/office/drawing/2017/model3d" xmlns:o="urn:schemas-microsoft-com:office:office" xmlns:oel="http://schemas.microsoft.com/office/2019/extlst" xmlns:r="http://schemas.openxmlformats.org/officeDocument/2006/relationships" xmlns:m="http://schemas.openxmlformats.org/officeDocument/2006/math" xmlns:v="urn:schemas-microsoft-com:vml" xmlns:wp14="http://schemas.microsoft.com/office/word/2010/wordprocessingDrawing" xmlns:wp="http://schemas.openxmlformats.org/drawingml/2006/wordprocessingDrawing" xmlns:w10="urn:schemas-microsoft-com:office:word" xmlns:w="http://schemas.openxmlformats.org/wordprocessingml/2006/main" xmlns:w14="http://schemas.microsoft.com/office/word/2010/wordml" xmlns:w15="http://schemas.microsoft.com/office/word/2012/wordml" xmlns:w16cex="http://schemas.microsoft.com/office/word/2018/wordml/cex" xmlns:w16cid="http://schemas.microsoft.com/office/word/2016/wordml/cid" xmlns:w16="http://schemas.microsoft.com/office/word/2018/wordml" xmlns:w16du="http://schemas.microsoft.com/office/word/2023/wordml/word16du" xmlns:w16sdtdh="http://schemas.microsoft.com/office/word/2020/wordml/sdtdatahash" xmlns:w16sdtfl="http://schemas.microsoft.com/office/word/2024/wordml/sdtformatlock" xmlns:w16se="http://schemas.microsoft.com/office/word/2015/wordml/symex" xmlns:wpg="http://schemas.microsoft.com/office/word/2010/wordprocessingGroup" xmlns:wpi="http://schemas.microsoft.com/office/word/2010/wordprocessingInk" xmlns:wne="http://schemas.microsoft.com/office/word/2006/wordml" xmlns:wps="http://schemas.microsoft.com/office/word/2010/wordprocessingShape" mc:Ignorable="w14 w15 w16se w16cid w16 w16cex w16sdtdh w16sdtfl w16du wp14">
   <w:abstractNum w:abstractNumId="0" w15:restartNumberingAfterBreak="0">
     <w:nsid w:val="FFFFFF7C"/>
     <w:multiLevelType w:val="singleLevel"/>
@@ -2071,7 +2045,7 @@
 </file>
 
 <file path=word/styles.xml><?xml version="1.0" encoding="utf-8"?>
-<w:styles xmlns:mc="http://schemas.openxmlformats.org/markup-compatibility/2006" xmlns:r="http://schemas.openxmlformats.org/officeDocument/2006/relationships" xmlns:w="http://schemas.openxmlformats.org/wordprocessingml/2006/main" xmlns:w14="http://schemas.microsoft.com/office/word/2010/wordml" xmlns:w15="http://schemas.microsoft.com/office/word/2012/wordml" xmlns:w16cex="http://schemas.microsoft.com/office/word/2018/wordml/cex" xmlns:w16cid="http://schemas.microsoft.com/office/word/2016/wordml/cid" xmlns:w16="http://schemas.microsoft.com/office/word/2018/wordml" xmlns:w16sdtdh="http://schemas.microsoft.com/office/word/2020/wordml/sdtdatahash" xmlns:w16se="http://schemas.microsoft.com/office/word/2015/wordml/symex" mc:Ignorable="w14 w15 w16se w16cid w16 w16cex w16sdtdh">
+<w:styles xmlns:mc="http://schemas.openxmlformats.org/markup-compatibility/2006" xmlns:r="http://schemas.openxmlformats.org/officeDocument/2006/relationships" xmlns:w="http://schemas.openxmlformats.org/wordprocessingml/2006/main" xmlns:w14="http://schemas.microsoft.com/office/word/2010/wordml" xmlns:w15="http://schemas.microsoft.com/office/word/2012/wordml" xmlns:w16cex="http://schemas.microsoft.com/office/word/2018/wordml/cex" xmlns:w16cid="http://schemas.microsoft.com/office/word/2016/wordml/cid" xmlns:w16="http://schemas.microsoft.com/office/word/2018/wordml" xmlns:w16du="http://schemas.microsoft.com/office/word/2023/wordml/word16du" xmlns:w16sdtdh="http://schemas.microsoft.com/office/word/2020/wordml/sdtdatahash" xmlns:w16sdtfl="http://schemas.microsoft.com/office/word/2024/wordml/sdtformatlock" xmlns:w16se="http://schemas.microsoft.com/office/word/2015/wordml/symex" mc:Ignorable="w14 w15 w16se w16cid w16 w16cex w16sdtdh w16sdtfl w16du">
   <w:docDefaults>
     <w:rPrDefault>
       <w:rPr>
@@ -2829,7 +2803,7 @@
     <w:link w:val="TitleChar"/>
     <w:uiPriority w:val="10"/>
     <w:qFormat/>
-    <w:rsid w:val="007106C8"/>
+    <w:rsid w:val="00E854FA"/>
     <w:pPr>
       <w:spacing w:after="300" w:line="240" w:lineRule="auto"/>
       <w:contextualSpacing/>
@@ -2839,7 +2813,7 @@
       <w:rFonts w:eastAsiaTheme="majorEastAsia" w:cstheme="majorBidi"/>
       <w:spacing w:val="5"/>
       <w:kern w:val="28"/>
-      <w:sz w:val="52"/>
+      <w:sz w:val="40"/>
       <w:szCs w:val="52"/>
       <w:lang w:val="sv-SE" w:eastAsia="en-US" w:bidi="ar-SA"/>
     </w:rPr>
@@ -2849,12 +2823,12 @@
     <w:basedOn w:val="DefaultParagraphFont"/>
     <w:link w:val="Title"/>
     <w:uiPriority w:val="10"/>
-    <w:rsid w:val="007106C8"/>
+    <w:rsid w:val="00E854FA"/>
     <w:rPr>
       <w:rFonts w:ascii="Times New Roman" w:eastAsiaTheme="majorEastAsia" w:hAnsi="Times New Roman" w:cstheme="majorBidi"/>
       <w:spacing w:val="5"/>
       <w:kern w:val="28"/>
-      <w:sz w:val="52"/>
+      <w:sz w:val="40"/>
       <w:szCs w:val="52"/>
       <w:lang w:val="sv-SE" w:eastAsia="en-US" w:bidi="ar-SA"/>
     </w:rPr>

--- a/klagomål/A 20904-2026 FSC-klagomål.docx
+++ b/klagomål/A 20904-2026 FSC-klagomål.docx
@@ -1825,7 +1825,7 @@
     <w:r>
       <w:tab/>
       <w:tab/>
-      <w:t>2026-06-18</w:t>
+      <w:t>2026-06-19</w:t>
       <w:br/>
       <w:br/>
     </w:r>

--- a/klagomål/A 20904-2026 FSC-klagomål.docx
+++ b/klagomål/A 20904-2026 FSC-klagomål.docx
@@ -1825,7 +1825,7 @@
     <w:r>
       <w:tab/>
       <w:tab/>
-      <w:t>2026-06-19</w:t>
+      <w:t>2026-06-20</w:t>
       <w:br/>
       <w:br/>
     </w:r>

--- a/klagomål/A 20904-2026 FSC-klagomål.docx
+++ b/klagomål/A 20904-2026 FSC-klagomål.docx
@@ -168,38 +168,7 @@
     </w:p>
     <w:p>
       <w:r>
-        <w:t>Detta dokument behandlar höga naturvärden i avverkningsanmälan A 20904-2026 i Vilhelmina kommun som inkom 2026-04-30 och omfattar 14,6 ha.</w:t>
-      </w:r>
-    </w:p>
-    <w:p>
-      <w:r>
-        <w:t>Nedan presenteras fynd av naturvårdsarter och fridlysta arter som gjorts i det avverkningsanmälda området, samt relevanta utdrag ur standarderna för FSC, Chain of Custody, Controlled Wood och PEFC. I BILAGA 1 finns artfakta om fridlysta och rödlistade arter.</w:t>
-      </w:r>
-    </w:p>
-    <w:p>
-      <w:r>
-        <w:t>Vi förväntar oss att ni återkommer med ett skriftligt svar på vårt klagomål och även beskriver vilka korrigerande åtgärder ni satt in för att rätta till identifierade brister i er efterlevnad av den svenska FSC standarden.</w:t>
-      </w:r>
-    </w:p>
-    <w:p>
-      <w:pPr>
-        <w:pStyle w:val="Heading1"/>
-      </w:pPr>
-      <w:r>
-        <w:t>Naturvårdsarter</w:t>
-      </w:r>
-    </w:p>
-    <w:p>
-      <w:r>
-        <w:t>I och inom 23 meter från avverkningsanmälan har följande 19 naturvårdsarter hittats: garnlav (VU, T), grantickeporing (VU), kungsörn (NT, §4), lappmes (NT, T, §4), lavskrika (NT, T, §4), lunglav (NT, T), skrovellav (NT, T), tretåig hackspett (NT, T, §4), ullticka (NT, T), violettgrå tagellav (NT, T), älg (NT), bårdlav (S, T), korallrot (S, T, §8), luddlav (S, T), plattlummer (S, T, §9), skinnlav (S, T), spindelblomster (S, T, §8), stuplav (S, T) och trådticka (S, T). Av dessa är 11 rödlistade. För rödlistade arter har rödlistekategorin angivits inom parentes. Arter som är signalarter enligt Skogsstyrelsen har markerats med (S). Typiska arter inom Natura 2000 som är kopplade till skogsekosystem har markerats med (T). För fridlysta arter anges även paragrafen i Artskyddsförordningen som arten är fridlyst enligt.</w:t>
-      </w:r>
-    </w:p>
-    <w:p>
-      <w:r>
-        <w:t>De påträffade naturvårdsarterna är ett tydligt kvitto på att det rör sig om en skog med höga naturvärden.</w:t>
-      </w:r>
-      <w:r>
-        <w:t xml:space="preserve"> I Figur 1 visas fyndplatser för naturvårdsarter i området, som finns registrerade på Artportalen.</w:t>
+        <w:t>Detta klagomål behandlar höga naturvärden i avverkningsanmälan A 20904-2026 i Vilhelmina kommun som inkom 2026-04-30 och omfattar 14,6 ha.</w:t>
       </w:r>
     </w:p>
     <w:p>
@@ -247,34 +216,381 @@
         <w:spacing w:after="240"/>
       </w:pPr>
       <w:r>
-        <w:t>Figur 1. Fyndplatser för naturvårdsarter i och inom 23 meter från avverkningsanmälan (röd linje). Markörer utan svart kant är placerade på fyndplatsen. Markörer med svart kant är placerade vid sidan av fyndplatsen och har ett svart streck som visar fyndplatsens exakta position. Kartans mittpunktskoordinat är N 7227204, E 556982 i SWEREF 99 TM.</w:t>
+        <w:t>Figur 1. Fyndplatser för naturvårdsarter i och inom 23 meter från avverkningsanmälan. Markörer utan svart kant är placerade på fyndplatsen. Markörer med svart kant är placerade vid sidan av fyndplatsen har ett svart streck som visar fyndplatsens exakta position. Kartans mittpunktskoordinat är N 7227204, E 556982 i SWEREF 99 TM.</w:t>
+      </w:r>
+    </w:p>
+    <w:p>
+      <w:r>
+        <w:t>I och inom 23 meter från avverkningsanmälan finns fynd av 19 naturvårdsarter, varav 11 är rödlistade, 7 är fridlysta, 16 är typiska (T) och 8 är signalarter (S): garnlav (VU, T), grantickeporing (VU), kungsörn (NT, §4), lappmes (NT, T, §4), lavskrika (NT, T, §4), lunglav (NT, T), skrovellav (NT, T), tretåig hackspett (NT, T, §4), ullticka (NT, T), violettgrå tagellav (NT, T), älg (NT), bårdlav (S, T), korallrot (S, T, §8), luddlav (S, T), plattlummer (S, T, §9), skinnlav (S, T), spindelblomster (S, T, §8), stuplav (S, T) och trådticka (S, T). Se Figur 1.</w:t>
+      </w:r>
+    </w:p>
+    <w:p>
+      <w:r>
+        <w:t>Nedan presenteras relevanta utdrag ur standarderna för FSC, Chain of Custody, Controlled Wood och PEFC.</w:t>
+      </w:r>
+    </w:p>
+    <w:p>
+      <w:r>
+        <w:t>Vi förväntar oss att ni återkommer med ett skriftligt svar på vårt klagomål och även beskriver vilka korrigerande åtgärder ni satt in för att rätta till identifierade brister i er efterlevnad av den svenska FSC standarden.</w:t>
       </w:r>
     </w:p>
     <w:p>
       <w:pPr>
-        <w:pStyle w:val="Heading2"/>
+        <w:pStyle w:val="Heading1"/>
       </w:pPr>
       <w:r>
-        <w:t>Fridlysta arter</w:t>
+        <w:t>Naturvårdsarter och fridlysta arter</w:t>
       </w:r>
     </w:p>
     <w:p>
       <w:r>
-        <w:t>Följande fridlysta arter har sina livsmiljöer och växtplatser i den avverkningsanmälda skogen: kungsörn (NT, §4), lappmes (NT, T, §4), lavskrika (NT, T, §4), tretåig hackspett (NT, T, §4), korallrot (S, T, §8), plattlummer (S, T, §9) och spindelblomster (S, T, §8).</w:t>
+        <w:t>Nedan följer beskrivningar av de naturvårdsarter och fridlysta arter som har sina livsmiljöer och växtplatser i den avverkningsanmälda skogen. Se även ytterligare artfakta i BILAGA 1. De påträffade naturvårdsarterna är ett tydligt kvitto på att det rör sig om en skog med höga naturvärden.</w:t>
       </w:r>
     </w:p>
     <w:p>
-      <w:r>
-        <w:t xml:space="preserve">Observera att medlemsländerna är skyldiga att agera i enlighet med EU:s fågeldirektiv där det uttryckligen står att direktivet gäller för fåglar samt för deras ägg, bon och </w:t>
-      </w:r>
       <w:r>
         <w:rPr>
           <w:b/>
         </w:rPr>
-        <w:t xml:space="preserve">livsmiljöer </w:t>
-      </w:r>
-      <w:r>
-        <w:t>(artikel 1). Vidare att de åtgärder som vidtas inte får leda till en försämring av den nuvarande situationen beträffande bevarandet av de fågelarter som avses i artikel 1 (artikel 13). Fågeldirektivet är styrande för tillsynsansvariga myndigheters ärendehantering, ställningstaganden och beslutsfattande.</w:t>
+        <w:t>Garnlav (VU)</w:t>
+      </w:r>
+      <w:r>
+        <w:t xml:space="preserve"> är en utpräglad barrskogsart som ibland kan drapera träden i norrländska grannaturskogar med hög luftfuktighet. Den förekommer även i talldominerade bestånd där den, förutom i trädens grenverk, påträffas hängande över ojämnheter i tallbarken. Arten har minskat starkt i södra och mellersta Sverige och den minskar även i sitt nordliga utbredningsområde. Minskningstakten uppgår till 30 (20–50) % inom 50 år och överstiger gränsvärdet för Sårbar (VU). Orsaken till tillbakagången beror främst på slutavverkningar av naturskogsartade skogar. Bestånd med riklig förekomst bör regelmässigt sparas, vilket även gynnar flera andra sällsynta och rödlistade arter. Garnlav är värdväxt för den mycket sällsynta och akut hotade fjärilen barrskogslavfly (CR) som hör hemma i boreala barrskogar med riklig förekomst av värdväxten. Tidigare kunde arten konstateras årligen på flera platser vid Dala-Floda i Dalarna innan lokalerna kalavverkades. Senaste fyndet i landet av barrskogslavfly är från år 2000 då den påträffades vid Högberget i Sollefteå kommun. Garnlav är typisk art för </w:t>
+      </w:r>
+      <w:r>
+        <w:rPr>
+          <w:i/>
+        </w:rPr>
+        <w:t xml:space="preserve">9010 Taiga </w:t>
+      </w:r>
+      <w:r>
+        <w:t>och</w:t>
+      </w:r>
+      <w:r>
+        <w:rPr>
+          <w:i/>
+        </w:rPr>
+        <w:t xml:space="preserve"> 9070 Trädklädd betesmark</w:t>
+      </w:r>
+      <w:r>
+        <w:t xml:space="preserve"> (SLU Artdatabanken, 2026).</w:t>
+      </w:r>
+    </w:p>
+    <w:p>
+      <w:r>
+        <w:rPr>
+          <w:b/>
+        </w:rPr>
+        <w:t>Grantickeporing (VU)</w:t>
+      </w:r>
+      <w:r>
+        <w:t xml:space="preserve"> växer på murken ved och döda fruktkroppar av granticka och gränsticka (VU). Den förekommer i naturskogsliknade granskogar, gärna i fuktiga miljöer vid källbäckar och liknande. Avverkning av naturskogslika miljöer och av grova granar där grantickeporing förekommer är ett direkt hot mot artens fortlevnad. Gamla granskogar som hyser arten undantas helt från skogsbruk (SLU Artdatabanken, 2026).</w:t>
+      </w:r>
+    </w:p>
+    <w:p>
+      <w:r>
+        <w:rPr>
+          <w:b/>
+        </w:rPr>
+        <w:t>Kungsörn (NT, §4)</w:t>
+      </w:r>
+      <w:r>
+        <w:t xml:space="preserve"> är rödlistad som nära hotad och upptagen i bilaga 1 EU:s fågeldirektiv. Boträd får inte avverkas och skyddande skog bör vid avverkning alltid sparas runt örnbon, även runt s.k. alternativbon. Som utgångspunkt vid bedömning av hur mycket skog som skall lämnas runt boträdet bör 200 meters radie gälla. Under häckningsperioden (1 januari till 31 augusti) är kungsörnen störningskänslig och inga skogsbruksåtgärder eller andra störande verksamheter får förekomma närmare än 500 m från boet under den tiden. Arealen på det sparade skogspartiet kan uppgå till åtskilliga tiotals hektar beroende på t.ex. topografi, vindexponering och insyn. Det är även värdefullt om sammanhängande skog kan lämnas i någon riktning. Avverkning av gammelskog i bergsbranter och annan svår terräng måste undvikas (SLU Artdatabanken, 2024; Skogsstyrelsen, 2016).</w:t>
+      </w:r>
+    </w:p>
+    <w:p>
+      <w:r>
+        <w:rPr>
+          <w:b/>
+        </w:rPr>
+        <w:t>Lappmes (NT, §4)</w:t>
+      </w:r>
+      <w:r>
+        <w:t xml:space="preserve">, som är typisk art för </w:t>
+      </w:r>
+      <w:r>
+        <w:rPr>
+          <w:i/>
+        </w:rPr>
+        <w:t>9010 Taiga</w:t>
+      </w:r>
+      <w:r>
+        <w:t>, rödlistad som nära hotad och prioriterad art i Skogsvårdslagen, har minskat med 17,5 (5–30) % under de senaste 10 åren. Lappmesen är en mycket stationär art som häckar i norra Sveriges barr- och blandskogar samt i fjällbjörkskogen. Arten missgynnas starkt av skogsbruk och studier har visat att överlevnaden och vikten hos flygga ungfåglar är högre i naturskog än i gallrad skog. Hemområdesstorleken under häckningstid anges uppgå till 15–20 ha, men kan i marginella habitat vara mycket större, 50–100 ha. Minsta areal äldre skog med observationer under häckningstid i norra Finland var 15 ha. Minskningstakten för den svenska populationen bedöms vara nära gränsvärdet för Sårbar (VU). (A2bc) (SLU Artdatabanken, 2024; Skogsstyrelsen, 2016).</w:t>
+      </w:r>
+    </w:p>
+    <w:p>
+      <w:r>
+        <w:rPr>
+          <w:b/>
+        </w:rPr>
+        <w:t>Lavskrika (NT, §4)</w:t>
+      </w:r>
+      <w:r>
+        <w:t xml:space="preserve"> är rödlistad som nära hotad och fridlyst enligt 4§ artskyddsförordningen. Den har minskat med 20 (10–30) % under de senaste 15 åren och minskningstakten bedöms vara nära gränsvärdet för sårbar (VU). Lavskrikan är en mycket stationär fågel, som häckar i äldre, slutna och hänglavsrika barrskogar. Nyckelfaktorer är flerskiktad skog med rik undervegetation samt riklig förekomst av hänglavar. Reviren är livslånga med hemområden som varierar mellan 50 och 150 ha. Inom ett revir av hög kvalitet finns det som regel ett eller flera kärnområden (1–20 ha) med relativt tät flerskiktad granskog. Arten missgynnas när flerskiktad skog omförs till enskiktade bestånd och även röjning och hård gallring är starkt negativt. Lavskrikan har relativt stora hemområden och försvinner när den äldre skogen fragmenteras, särskilt allvarligt är när kärnområdena avverkas. Den försvinner successivt framför allt vid dess utbredningsgränser och populationen har minskat kontinuerligt under 2000-talet. Lavskrika är typisk art för </w:t>
+      </w:r>
+      <w:r>
+        <w:rPr>
+          <w:i/>
+        </w:rPr>
+        <w:t>9010 Taiga</w:t>
+      </w:r>
+      <w:r>
+        <w:t xml:space="preserve"> (SLU Artdatabanken, 2026; Skogsstyrelsen 2016).</w:t>
+      </w:r>
+    </w:p>
+    <w:p>
+      <w:r>
+        <w:rPr>
+          <w:b/>
+        </w:rPr>
+        <w:t>Lunglav (NT)</w:t>
+      </w:r>
+      <w:r>
+        <w:t xml:space="preserve"> är en av vårt lands främsta signalarter som överallt indikerar gamla lövträd, skogsbestånd med höga naturvärden och ekosystem med långskoglig kontinuitet. Lokalt kan förekomsten vara mycket riklig men den hittas nästan enbart i gamla och ej slutavverkade skogar. Artens samtliga förekomster bör uppmärksammas från naturvårdssynpunkt, då många lokaler även hyser andra ovanliga och rödlistade arter. Rikliga förekomster bör skyddas med biotopskydd, frivilliga avsättningar eller reservat. På lunglav kan de sällsynta lavparasiterna lunglavshårprick (CR), </w:t>
+      </w:r>
+      <w:r>
+        <w:rPr>
+          <w:i/>
+        </w:rPr>
+        <w:t>Abrothallus diederichii</w:t>
+      </w:r>
+      <w:r>
+        <w:t xml:space="preserve"> (VU), </w:t>
+      </w:r>
+      <w:r>
+        <w:rPr>
+          <w:i/>
+        </w:rPr>
+        <w:t>Abrothallus lobariae</w:t>
+      </w:r>
+      <w:r>
+        <w:t xml:space="preserve"> (VU), </w:t>
+      </w:r>
+      <w:r>
+        <w:rPr>
+          <w:i/>
+        </w:rPr>
+        <w:t>Calycina lobariae</w:t>
+      </w:r>
+      <w:r>
+        <w:t xml:space="preserve"> (VU), lunglavsknapp (VU) och skrovelmössing (VU) påträffas. Lunglav är typisk art för </w:t>
+      </w:r>
+      <w:r>
+        <w:rPr>
+          <w:i/>
+        </w:rPr>
+        <w:t>9010 Taiga, 9020 Nordlig ädellövskog, 9110 Näringsfattig bokskog, 9130 Näringsrik bokskog, 9160 Näringsrik ekskog, 9180 Ädellövskog i branter, 9190 Näringsfattig ekskog, 9070 Trädklädd betesmark, 9040 Fjällbjörkskog</w:t>
+      </w:r>
+      <w:r>
+        <w:t xml:space="preserve"> och</w:t>
+      </w:r>
+      <w:r>
+        <w:rPr>
+          <w:i/>
+        </w:rPr>
+        <w:t xml:space="preserve"> 6530 Lövängar</w:t>
+      </w:r>
+      <w:r>
+        <w:t xml:space="preserve"> (SLU Artdatabanken, 2026; Nitare &amp; Skogsstyrelsen, 2019).</w:t>
+      </w:r>
+    </w:p>
+    <w:p>
+      <w:r>
+        <w:rPr>
+          <w:b/>
+        </w:rPr>
+        <w:t>Skrovellav (NT)</w:t>
+      </w:r>
+      <w:r>
+        <w:t xml:space="preserve"> växer på gamla lövträd och på klippor i gamla skogar med hög och jämn luftfuktighet. Slutavverkning av kontinuitetsskog utgör det största hotet och lavens fortsatta förekomst bör säkerställas genom att lokaler med äldre skog skyddas. I områden med mycket hög luftfuktighet kan man på bålen av skrovellav finna de sällsynta parasitsvamparna skrovellavsknapp (EN), </w:t>
+      </w:r>
+      <w:r>
+        <w:rPr>
+          <w:i/>
+        </w:rPr>
+        <w:t>Catillaria lobariicola</w:t>
+      </w:r>
+      <w:r>
+        <w:t xml:space="preserve"> (VU) och </w:t>
+      </w:r>
+      <w:r>
+        <w:rPr>
+          <w:i/>
+        </w:rPr>
+        <w:t>Merismatium lobariae</w:t>
+      </w:r>
+      <w:r>
+        <w:t xml:space="preserve"> (DD). Skrovellav är typisk art för </w:t>
+      </w:r>
+      <w:r>
+        <w:rPr>
+          <w:i/>
+        </w:rPr>
+        <w:t xml:space="preserve">9010 Taiga, 9020 Nordlig ädellövskog, 9040 Fjällbjörkskog, 9070 Trädklädd betesmark, 9160 Näringsrik ekskog, 9180 Ädellövskog i branter, 9190 Näringsfattig ekskog, 8210 Kalkbranter </w:t>
+      </w:r>
+      <w:r>
+        <w:t xml:space="preserve">och </w:t>
+      </w:r>
+      <w:r>
+        <w:rPr>
+          <w:i/>
+        </w:rPr>
+        <w:t>6530 Lövängar</w:t>
+      </w:r>
+      <w:r>
+        <w:t xml:space="preserve"> (SLU Artdatabanken, 2026; Nitare &amp; Skogsstyrelsen, 2019).</w:t>
+      </w:r>
+    </w:p>
+    <w:p>
+      <w:r>
+        <w:rPr>
+          <w:b/>
+        </w:rPr>
+        <w:t>Tretåig hackspett (NT, §4)</w:t>
+      </w:r>
+      <w:r>
+        <w:t xml:space="preserve"> är rödlistad som nära hotad och ingår i bilaga 1 i EU:s fågeldirektiv. Tretåig hackspett är för sin överlevnad beroende av kontinuerlig tillförsel av äldre döende och död ved, som sker genom naturliga självgallringsprocesser i äldre grannaturskogar och barrblandade naturskogar. Om en skog genom skogsbruk gallras eller glesas ur så upphör och uteblir i stort sett den naturliga självgallringsprocessen för mycket lång tid framöver vilket omöjliggör upprätthållandet av den kontinuerliga ekologiska funktionen i ett område. Det finns studier som visar att naturskogens självgallringsprocess som den tretåiga hackspetten är beroende av, inte kan ersättas med efterlämnad hänsyn i skogsbruket (Imbeau &amp; Desrochers, 2002). Storleken på häckningsreviret varierar med skogstypen, förekomsten av död ved och graden av fragmentering, men är i allmänhet i storleksordningen 25–100 hektar. Vintertid krävs ofta betydligt större områden och det finns studier som antyder att arten behöver minst 100 hektar äldre skog. I områden med låg bonitet kan det behövas över 200 hektar lämpligt habitat för att ett par ska kunna reproducera sig. Områden med dokumenterad permanent förekomst i naturskogsmiljöer har vanligen så stora naturvärden att skogsbruk är olämpligt. Tretåig hackspett är typisk art för </w:t>
+      </w:r>
+      <w:r>
+        <w:rPr>
+          <w:i/>
+        </w:rPr>
+        <w:t xml:space="preserve">9010 Taiga, 9740 Skogsbevuxen myr, 9030 Landhöjningsskog </w:t>
+      </w:r>
+      <w:r>
+        <w:t xml:space="preserve">och </w:t>
+      </w:r>
+      <w:r>
+        <w:rPr>
+          <w:i/>
+        </w:rPr>
+        <w:t>9040 Fjällbjörkskog</w:t>
+      </w:r>
+      <w:r>
+        <w:t xml:space="preserve"> (Skogsstyrelsen, 2016; SLU Artdatabanken, 2024).</w:t>
+      </w:r>
+    </w:p>
+    <w:p>
+      <w:r>
+        <w:rPr>
+          <w:b/>
+        </w:rPr>
+        <w:t>Ullticka (NT)</w:t>
+      </w:r>
+      <w:r>
+        <w:t xml:space="preserve"> är knuten till restbestånd av barrnaturskog och förekommer med ett tydligt optimum i orörda eller måttligt påverkade gamla granskogar där det föreligger viss kontinuitet av grov död ved. Ullticka är en bra signalart inom hela sitt utbredningsområde och i södra Sverige är den sällsynt och en god signalart för skyddsvärda granskogsmiljöer. Den hotas av avverkning och fragmentering av naturskog och äldre granskog med lång trädkontinuitet. På ullticka kan ibland ulltickeporing (VU) påträffas - det är en sällsynt ticka som nyligen delats upp i de tre olika arterna ulltickeporing </w:t>
+      </w:r>
+      <w:r>
+        <w:rPr>
+          <w:i/>
+        </w:rPr>
+        <w:t xml:space="preserve">Skeletocutis brevispora </w:t>
+      </w:r>
+      <w:r>
+        <w:t>(VU)</w:t>
+      </w:r>
+      <w:r>
+        <w:rPr>
+          <w:i/>
+        </w:rPr>
+        <w:t>, Skeletocutis delicata</w:t>
+      </w:r>
+      <w:r>
+        <w:t xml:space="preserve"> (VU)</w:t>
+      </w:r>
+      <w:r>
+        <w:rPr>
+          <w:i/>
+        </w:rPr>
+        <w:t xml:space="preserve"> och Skeletocutis exilis</w:t>
+      </w:r>
+      <w:r>
+        <w:t xml:space="preserve"> (NT). Ullticka är typisk art för </w:t>
+      </w:r>
+      <w:r>
+        <w:rPr>
+          <w:i/>
+        </w:rPr>
+        <w:t xml:space="preserve">9010 Taiga, 9050 Näringsrik granskog </w:t>
+      </w:r>
+      <w:r>
+        <w:t xml:space="preserve">och </w:t>
+      </w:r>
+      <w:r>
+        <w:rPr>
+          <w:i/>
+        </w:rPr>
+        <w:t>9030 Landhöjningsskog</w:t>
+      </w:r>
+      <w:r>
+        <w:t xml:space="preserve"> (SLU Artdatabanken, 2026; Nitare &amp; Skogsstyrelsen, 2019; Miettinen &amp; Niemelä, 2018).</w:t>
+      </w:r>
+    </w:p>
+    <w:p>
+      <w:r>
+        <w:rPr>
+          <w:b/>
+        </w:rPr>
+        <w:t>Violettgrå tagellav (NT)</w:t>
+      </w:r>
+      <w:r>
+        <w:t xml:space="preserve"> växer nästan uteslutande i gamla olikåldriga barrnaturskogar med lång skoglig kontinuitet och är en utmärkt signal på skog med höga naturvärden. Slutavverkning av tidigare aldrig slutavverkad skog (kontinuitetsskog) är det största hotet. Biotopen nyskapas i begränsad omfattning och barrskog äldre än 160 år, där den violettgrå tagellaven huvudsakligen påträffas har minskat med 50% de senaste 50 åren. Lågproduktiv skogsmark där laven förekommer bör undantas från skogsbruk och rika förekomster i äldre granskog bör skyddas. Arten är känslig för uttorkning och det är väsentligt att tillräckligt stora bestånd avsätts. Violettgrå tagellav är typisk art för </w:t>
+      </w:r>
+      <w:r>
+        <w:rPr>
+          <w:i/>
+        </w:rPr>
+        <w:t>9010 Taiga</w:t>
+      </w:r>
+      <w:r>
+        <w:t xml:space="preserve"> (SLU Artdatabanken, 2024; Nitare &amp; Skogsstyrelsen, 2019).</w:t>
+      </w:r>
+    </w:p>
+    <w:p>
+      <w:r>
+        <w:rPr>
+          <w:b/>
+        </w:rPr>
+        <w:t>Bårdlav</w:t>
+      </w:r>
+      <w:r>
+        <w:t xml:space="preserve"> signalerar miljöer med höga naturvärden och på lokalerna finns vanligtvis många andra ovanliga och rödlistade arter. Den visar även på platser med hög och jämn luftfuktighet. På bårdlav och andra njurlavar (Nephroma) kan de sällsynta parasiterna </w:t>
+      </w:r>
+      <w:r>
+        <w:rPr>
+          <w:i/>
+        </w:rPr>
+        <w:t xml:space="preserve">Protounguicularia nephromatis </w:t>
+      </w:r>
+      <w:r>
+        <w:t xml:space="preserve">(VU) och </w:t>
+      </w:r>
+      <w:r>
+        <w:rPr>
+          <w:i/>
+        </w:rPr>
+        <w:t xml:space="preserve">Tremella nephromatis </w:t>
+      </w:r>
+      <w:r>
+        <w:t xml:space="preserve">(DD) påträffas. Bårdlav är typisk art för </w:t>
+      </w:r>
+      <w:r>
+        <w:rPr>
+          <w:i/>
+        </w:rPr>
+        <w:t xml:space="preserve">9010 Taiga, 9020 Nordlig ädellövskog, 9070 Trädklädd betesmark, 9110 Näringsfattig bokskog, 9160 Näringsrik ekskog, 9180 Ädellövskog i branter </w:t>
+      </w:r>
+      <w:r>
+        <w:t>och</w:t>
+      </w:r>
+      <w:r>
+        <w:rPr>
+          <w:i/>
+        </w:rPr>
+        <w:t xml:space="preserve"> 9190 Näringsfattig ekskog</w:t>
+      </w:r>
+      <w:r>
+        <w:t xml:space="preserve"> (SLU Artdatabanken, 2026; Nitare &amp; Skogsstyrelsen, 2019).</w:t>
       </w:r>
     </w:p>
     <w:p>
@@ -302,10 +618,37 @@
         <w:rPr>
           <w:b/>
         </w:rPr>
-        <w:t>Kungsörn (NT, §4)</w:t>
-      </w:r>
-      <w:r>
-        <w:t xml:space="preserve"> är rödlistad som nära hotad och upptagen i bilaga 1 EU:s fågeldirektiv. Boträd får inte avverkas och skyddande skog bör vid avverkning alltid sparas runt örnbon, även runt s.k. alternativbon. Som utgångspunkt vid bedömning av hur mycket skog som skall lämnas runt boträdet bör 200 meters radie gälla. Under häckningsperioden (1 januari till 31 augusti) är kungsörnen störningskänslig och inga skogsbruksåtgärder eller andra störande verksamheter får förekomma närmare än 500 m från boet under den tiden. Arealen på det sparade skogspartiet kan uppgå till åtskilliga tiotals hektar beroende på t.ex. topografi, vindexponering och insyn. Det är även värdefullt om sammanhängande skog kan lämnas i någon riktning. Avverkning av gammelskog i bergsbranter och annan svår terräng måste undvikas (SLU Artdatabanken, 2024; Skogsstyrelsen, 2016).</w:t>
+        <w:t>Luddlav</w:t>
+      </w:r>
+      <w:r>
+        <w:t xml:space="preserve"> signalerar lång skoglig kontinuitet med ett stabilt lokal- och mikroklimat med hög och jämn fuktighet. Luddlav är typisk art för </w:t>
+      </w:r>
+      <w:r>
+        <w:rPr>
+          <w:i/>
+        </w:rPr>
+        <w:t>9010 Taiga,</w:t>
+      </w:r>
+      <w:r>
+        <w:t xml:space="preserve"> </w:t>
+      </w:r>
+      <w:r>
+        <w:rPr>
+          <w:i/>
+        </w:rPr>
+        <w:t xml:space="preserve">9020 Nordlig ädellövskog, 9070 Trädklädd betesmark, 9110 Näringsfattig bokskog, 9180 Ädellövskog i branter </w:t>
+      </w:r>
+      <w:r>
+        <w:t>och</w:t>
+      </w:r>
+      <w:r>
+        <w:rPr>
+          <w:i/>
+        </w:rPr>
+        <w:t xml:space="preserve"> 9190 Näringsfattig ekskog </w:t>
+      </w:r>
+      <w:r>
+        <w:t>(Nitare &amp; Skogsstyrelsen, 2019; SLU Artdatabanken, 2025).</w:t>
       </w:r>
     </w:p>
     <w:p>
@@ -313,10 +656,133 @@
         <w:rPr>
           <w:b/>
         </w:rPr>
-        <w:t>Lappmes (NT, §4)</w:t>
-      </w:r>
-      <w:r>
-        <w:t xml:space="preserve">, som är typisk art för </w:t>
+        <w:t>Plattlummer (§9)</w:t>
+      </w:r>
+      <w:r>
+        <w:t xml:space="preserve"> växer främst i ljusöppna sandtallskogar eller annan gles, torr och brandpräglad hedbarrskog. Den är mest frekvent i olika typer av naturskogar och kontinuitetsskogar och missgynnas markant av slutavverkning och maskinell markberedning. Söder ut i landet förekommer de närstående arterna cypresslummer (VU, §8) och mellanlummer (VU, §9), vilka båda omfattas av EU:s art- och habitatdirektiv. Plattlummer är typisk art för </w:t>
+      </w:r>
+      <w:r>
+        <w:rPr>
+          <w:i/>
+        </w:rPr>
+        <w:t xml:space="preserve">9010 Taiga </w:t>
+      </w:r>
+      <w:r>
+        <w:t>och</w:t>
+      </w:r>
+      <w:r>
+        <w:rPr>
+          <w:i/>
+        </w:rPr>
+        <w:t xml:space="preserve"> 2320 Rissandhedar </w:t>
+      </w:r>
+      <w:r>
+        <w:t>(Nitare &amp; Skogsstyrelsen, 2019; SLU Artdatabanken, 2025).</w:t>
+      </w:r>
+    </w:p>
+    <w:p>
+      <w:r>
+        <w:rPr>
+          <w:b/>
+        </w:rPr>
+        <w:t xml:space="preserve">Skinnlav </w:t>
+      </w:r>
+      <w:r>
+        <w:t xml:space="preserve">förekommer på diverse lövträd, främst på gammal asp och sälg. Den påträffas främst i områden med lång kontinuitet av grova lövträd och signalerar skogsmark med höga naturvärden. På lokalerna förekommer som regel ett flertal andra ovanliga eller rödlistade lavar. I likhet med gelélavarna, etablerar sig skinnlaven i skogsmark på grova aspar i sena lövsuccessioner. Skinnlav är typisk art för </w:t>
+      </w:r>
+      <w:r>
+        <w:rPr>
+          <w:i/>
+        </w:rPr>
+        <w:t xml:space="preserve">9010 Taiga, 9020 Nordlig ädellövskog </w:t>
+      </w:r>
+      <w:r>
+        <w:t xml:space="preserve">och </w:t>
+      </w:r>
+      <w:r>
+        <w:rPr>
+          <w:i/>
+        </w:rPr>
+        <w:t xml:space="preserve">9070 Trädklädd betesmark </w:t>
+      </w:r>
+      <w:r>
+        <w:t>(Nitare &amp; Skogsstyrelsen, 2019; SLU Artdatabanken, 2025).</w:t>
+      </w:r>
+    </w:p>
+    <w:p>
+      <w:r>
+        <w:rPr>
+          <w:b/>
+        </w:rPr>
+        <w:t>Spindelblomster (§8)</w:t>
+      </w:r>
+      <w:r>
+        <w:t xml:space="preserve"> växer i äldre mossrik granskog eller barrblandskog, men även i fjällbjörkskog. Arten indikerar långvarig trädkontinuitet och hög luftfuktighet och är mycket känslig för uttorkning och markskador. Spindelblomster har i många trakter minskat starkt under senare tid på grund av slutavverkningar och skogsmarksdikning. Spindelblomster är typisk art för </w:t>
+      </w:r>
+      <w:r>
+        <w:rPr>
+          <w:i/>
+        </w:rPr>
+        <w:t xml:space="preserve">9010 Taiga, 9050 Näringsrik granskog </w:t>
+      </w:r>
+      <w:r>
+        <w:t>och</w:t>
+      </w:r>
+      <w:r>
+        <w:rPr>
+          <w:i/>
+        </w:rPr>
+        <w:t xml:space="preserve"> 9040 Fjällbjörkskog</w:t>
+      </w:r>
+      <w:r>
+        <w:t xml:space="preserve"> (Nitare &amp; Skogsstyrelsen, 2019; SLU Artdatabanken, 2025).</w:t>
+      </w:r>
+    </w:p>
+    <w:p>
+      <w:r>
+        <w:rPr>
+          <w:b/>
+        </w:rPr>
+        <w:t>Stuplav</w:t>
+      </w:r>
+      <w:r>
+        <w:t xml:space="preserve"> är en mycket bra signalart i hela sitt utbredningsområde och förekommer nästan enbart i skogsmiljöer med höga naturvärden. Den indikerar långvarig förekomst av gamla lövträd och miljöer med konstant hög luftfuktighet. I skogar med suboceaniskt klimat finns det en mycket sällsynt parasit, njurlavsknapp </w:t>
+      </w:r>
+      <w:r>
+        <w:rPr>
+          <w:i/>
+        </w:rPr>
+        <w:t>Pletocarpon nephromeum</w:t>
+      </w:r>
+      <w:r>
+        <w:t xml:space="preserve"> (EN), som växer på stuplav. Ytterligare tre sällsynta lavparasiter, </w:t>
+      </w:r>
+      <w:r>
+        <w:rPr>
+          <w:i/>
+        </w:rPr>
+        <w:t>Protounguicularia nephromatis</w:t>
+      </w:r>
+      <w:r>
+        <w:t xml:space="preserve"> (VU), </w:t>
+      </w:r>
+      <w:r>
+        <w:rPr>
+          <w:i/>
+        </w:rPr>
+        <w:t>Refractohilum galligenum</w:t>
+      </w:r>
+      <w:r>
+        <w:t xml:space="preserve"> (NT) och </w:t>
+      </w:r>
+      <w:r>
+        <w:rPr>
+          <w:i/>
+        </w:rPr>
+        <w:t>Roselliniella nephromatis</w:t>
+      </w:r>
+      <w:r>
+        <w:t xml:space="preserve"> (DD), kan också påträffas på stuplav. Stuplav är typisk art för </w:t>
       </w:r>
       <w:r>
         <w:rPr>
@@ -325,7 +791,7 @@
         <w:t>9010 Taiga</w:t>
       </w:r>
       <w:r>
-        <w:t>, rödlistad som nära hotad och prioriterad art i Skogsvårdslagen, har minskat med 17,5 (5–30) % under de senaste 10 åren. Lappmesen är en mycket stationär art som häckar i norra Sveriges barr- och blandskogar samt i fjällbjörkskogen. Arten missgynnas starkt av skogsbruk och studier har visat att överlevnaden och vikten hos flygga ungfåglar är högre i naturskog än i gallrad skog. Hemområdesstorleken under häckningstid anges uppgå till 15–20 ha, men kan i marginella habitat vara mycket större, 50–100 ha. Minsta areal äldre skog med observationer under häckningstid i norra Finland var 15 ha. Minskningstakten för den svenska populationen bedöms vara nära gränsvärdet för Sårbar (VU). (A2bc) (SLU Artdatabanken, 2024; Skogsstyrelsen, 2016).</w:t>
+        <w:t xml:space="preserve"> (SLU Artdatabanken, 2026; Nitare &amp; Skogsstyrelsen, 2019).</w:t>
       </w:r>
     </w:p>
     <w:p>
@@ -333,30 +799,10 @@
         <w:rPr>
           <w:b/>
         </w:rPr>
-        <w:t>Lavskrika (NT, §4)</w:t>
-      </w:r>
-      <w:r>
-        <w:t xml:space="preserve"> är rödlistad som nära hotad och fridlyst enligt 4§ artskyddsförordningen. Den har minskat med 20 (10–30) % under de senaste 15 åren och minskningstakten bedöms vara nära gränsvärdet för sårbar (VU). Lavskrikan är en mycket stationär fågel, som häckar i äldre, slutna och hänglavsrika barrskogar. Nyckelfaktorer är flerskiktad skog med rik undervegetation samt riklig förekomst av hänglavar. Reviren är livslånga med hemområden som varierar mellan 50 och 150 ha. Inom ett revir av hög kvalitet finns det som regel ett eller flera kärnområden (1–20 ha) med relativt tät flerskiktad granskog. Arten missgynnas när flerskiktad skog omförs till enskiktade bestånd och även röjning och hård gallring är starkt negativt. Lavskrikan har relativt stora hemområden och försvinner när den äldre skogen fragmenteras, särskilt allvarligt är när kärnområdena avverkas. Den försvinner successivt framför allt vid dess utbredningsgränser och populationen har minskat kontinuerligt under 2000-talet. Lavskrika är typisk art för </w:t>
-      </w:r>
-      <w:r>
-        <w:rPr>
-          <w:i/>
-        </w:rPr>
-        <w:t>9010 Taiga</w:t>
-      </w:r>
-      <w:r>
-        <w:t xml:space="preserve"> (SLU Artdatabanken, 2026; Skogsstyrelsen 2016).</w:t>
-      </w:r>
-    </w:p>
-    <w:p>
-      <w:r>
-        <w:rPr>
-          <w:b/>
-        </w:rPr>
-        <w:t>Plattlummer (§9)</w:t>
-      </w:r>
-      <w:r>
-        <w:t xml:space="preserve"> växer främst i ljusöppna sandtallskogar eller annan gles, torr och brandpräglad hedbarrskog. Den är mest frekvent i olika typer av naturskogar och kontinuitetsskogar och missgynnas markant av slutavverkning och maskinell markberedning. Söder ut i landet förekommer de närstående arterna cypresslummer (VU, §8) och mellanlummer (VU, §9), vilka båda omfattas av EU:s art- och habitatdirektiv. Plattlummer är typisk art för </w:t>
+        <w:t xml:space="preserve">Trådticka </w:t>
+      </w:r>
+      <w:r>
+        <w:t xml:space="preserve">är knuten till grova granar i rikare ofta fuktiga miljöer. Den återfinns på både levande och döda träd samt stubbar och nyligen fallna träd. Karaktärsart för äldre fuktiga granskogsbiotoper, och i stor mängd är den en bra signalart för miljöer med andra rödlistade arter. Trådticka är typisk art för </w:t>
       </w:r>
       <w:r>
         <w:rPr>
@@ -365,419 +811,6 @@
         <w:t xml:space="preserve">9010 Taiga </w:t>
       </w:r>
       <w:r>
-        <w:t>och</w:t>
-      </w:r>
-      <w:r>
-        <w:rPr>
-          <w:i/>
-        </w:rPr>
-        <w:t xml:space="preserve"> 2320 Rissandhedar </w:t>
-      </w:r>
-      <w:r>
-        <w:t>(Nitare &amp; Skogsstyrelsen, 2019; SLU Artdatabanken, 2025).</w:t>
-      </w:r>
-    </w:p>
-    <w:p>
-      <w:r>
-        <w:rPr>
-          <w:b/>
-        </w:rPr>
-        <w:t>Spindelblomster (§8)</w:t>
-      </w:r>
-      <w:r>
-        <w:t xml:space="preserve"> växer i äldre mossrik granskog eller barrblandskog, men även i fjällbjörkskog. Arten indikerar långvarig trädkontinuitet och hög luftfuktighet och är mycket känslig för uttorkning och markskador. Spindelblomster har i många trakter minskat starkt under senare tid på grund av slutavverkningar och skogsmarksdikning. Spindelblomster är typisk art för </w:t>
-      </w:r>
-      <w:r>
-        <w:rPr>
-          <w:i/>
-        </w:rPr>
-        <w:t xml:space="preserve">9010 Taiga, 9050 Näringsrik granskog </w:t>
-      </w:r>
-      <w:r>
-        <w:t>och</w:t>
-      </w:r>
-      <w:r>
-        <w:rPr>
-          <w:i/>
-        </w:rPr>
-        <w:t xml:space="preserve"> 9040 Fjällbjörkskog</w:t>
-      </w:r>
-      <w:r>
-        <w:t xml:space="preserve"> (Nitare &amp; Skogsstyrelsen, 2019; SLU Artdatabanken, 2025).</w:t>
-      </w:r>
-    </w:p>
-    <w:p>
-      <w:r>
-        <w:rPr>
-          <w:b/>
-        </w:rPr>
-        <w:t>Tretåig hackspett (NT, §4)</w:t>
-      </w:r>
-      <w:r>
-        <w:t xml:space="preserve"> är rödlistad som nära hotad och ingår i bilaga 1 i EU:s fågeldirektiv. Tretåig hackspett är för sin överlevnad beroende av kontinuerlig tillförsel av äldre döende och död ved, som sker genom naturliga självgallringsprocesser i äldre grannaturskogar och barrblandade naturskogar. Om en skog genom skogsbruk gallras eller glesas ur så upphör och uteblir i stort sett den naturliga självgallringsprocessen för mycket lång tid framöver vilket omöjliggör upprätthållandet av den kontinuerliga ekologiska funktionen i ett område. Det finns studier som visar att naturskogens självgallringsprocess som den tretåiga hackspetten är beroende av, inte kan ersättas med efterlämnad hänsyn i skogsbruket (Imbeau &amp; Desrochers, 2002). Storleken på häckningsreviret varierar med skogstypen, förekomsten av död ved och graden av fragmentering, men är i allmänhet i storleksordningen 25–100 hektar. Vintertid krävs ofta betydligt större områden och det finns studier som antyder att arten behöver minst 100 hektar äldre skog. I områden med låg bonitet kan det behövas över 200 hektar lämpligt habitat för att ett par ska kunna reproducera sig. Områden med dokumenterad permanent förekomst i naturskogsmiljöer har vanligen så stora naturvärden att skogsbruk är olämpligt. Tretåig hackspett är typisk art för </w:t>
-      </w:r>
-      <w:r>
-        <w:rPr>
-          <w:i/>
-        </w:rPr>
-        <w:t xml:space="preserve">9010 Taiga, 9740 Skogsbevuxen myr, 9030 Landhöjningsskog </w:t>
-      </w:r>
-      <w:r>
-        <w:t xml:space="preserve">och </w:t>
-      </w:r>
-      <w:r>
-        <w:rPr>
-          <w:i/>
-        </w:rPr>
-        <w:t>9040 Fjällbjörkskog</w:t>
-      </w:r>
-      <w:r>
-        <w:t xml:space="preserve"> (Skogsstyrelsen, 2016; SLU Artdatabanken, 2024).</w:t>
-      </w:r>
-    </w:p>
-    <w:p>
-      <w:r>
-        <w:t>I BILAGA 1 finns mer detaljerad information om ekologi samt krav på livsmiljö hos fridlysta arter.</w:t>
-      </w:r>
-    </w:p>
-    <w:p>
-      <w:pPr>
-        <w:pStyle w:val="Heading2"/>
-      </w:pPr>
-      <w:r>
-        <w:t>Övriga naturvårdsarter</w:t>
-      </w:r>
-    </w:p>
-    <w:p>
-      <w:r>
-        <w:rPr>
-          <w:b/>
-        </w:rPr>
-        <w:t>Bårdlav</w:t>
-      </w:r>
-      <w:r>
-        <w:t xml:space="preserve"> signalerar miljöer med höga naturvärden och på lokalerna finns vanligtvis många andra ovanliga och rödlistade arter. Den visar även på platser med hög och jämn luftfuktighet. På bårdlav och andra njurlavar (Nephroma) kan de sällsynta parasiterna </w:t>
-      </w:r>
-      <w:r>
-        <w:rPr>
-          <w:i/>
-        </w:rPr>
-        <w:t xml:space="preserve">Protounguicularia nephromatis </w:t>
-      </w:r>
-      <w:r>
-        <w:t xml:space="preserve">(VU) och </w:t>
-      </w:r>
-      <w:r>
-        <w:rPr>
-          <w:i/>
-        </w:rPr>
-        <w:t xml:space="preserve">Tremella nephromatis </w:t>
-      </w:r>
-      <w:r>
-        <w:t xml:space="preserve">(DD) påträffas. Bårdlav är typisk art för </w:t>
-      </w:r>
-      <w:r>
-        <w:rPr>
-          <w:i/>
-        </w:rPr>
-        <w:t xml:space="preserve">9010 Taiga, 9020 Nordlig ädellövskog, 9070 Trädklädd betesmark, 9110 Näringsfattig bokskog, 9160 Näringsrik ekskog, 9180 Ädellövskog i branter </w:t>
-      </w:r>
-      <w:r>
-        <w:t>och</w:t>
-      </w:r>
-      <w:r>
-        <w:rPr>
-          <w:i/>
-        </w:rPr>
-        <w:t xml:space="preserve"> 9190 Näringsfattig ekskog</w:t>
-      </w:r>
-      <w:r>
-        <w:t xml:space="preserve"> (SLU Artdatabanken, 2026; Nitare &amp; Skogsstyrelsen, 2019).</w:t>
-      </w:r>
-    </w:p>
-    <w:p>
-      <w:r>
-        <w:rPr>
-          <w:b/>
-        </w:rPr>
-        <w:t>Garnlav (VU)</w:t>
-      </w:r>
-      <w:r>
-        <w:t xml:space="preserve"> är en utpräglad barrskogsart som ibland kan drapera träden i norrländska grannaturskogar med hög luftfuktighet. Den förekommer även i talldominerade bestånd där den, förutom i trädens grenverk, påträffas hängande över ojämnheter i tallbarken. Arten har minskat starkt i södra och mellersta Sverige och den minskar även i sitt nordliga utbredningsområde. Minskningstakten uppgår till 30 (20–50) % inom 50 år och överstiger gränsvärdet för Sårbar (VU). Orsaken till tillbakagången beror främst på slutavverkningar av naturskogsartade skogar. Bestånd med riklig förekomst bör regelmässigt sparas, vilket även gynnar flera andra sällsynta och rödlistade arter. Garnlav är värdväxt för den mycket sällsynta och akut hotade fjärilen barrskogslavfly (CR) som hör hemma i boreala barrskogar med riklig förekomst av värdväxten. Tidigare kunde arten konstateras årligen på flera platser vid Dala-Floda i Dalarna innan lokalerna kalavverkades. Senaste fyndet i landet av barrskogslavfly är från år 2000 då den påträffades vid Högberget i Sollefteå kommun. Garnlav är typisk art för </w:t>
-      </w:r>
-      <w:r>
-        <w:rPr>
-          <w:i/>
-        </w:rPr>
-        <w:t xml:space="preserve">9010 Taiga </w:t>
-      </w:r>
-      <w:r>
-        <w:t>och</w:t>
-      </w:r>
-      <w:r>
-        <w:rPr>
-          <w:i/>
-        </w:rPr>
-        <w:t xml:space="preserve"> 9070 Trädklädd betesmark</w:t>
-      </w:r>
-      <w:r>
-        <w:t xml:space="preserve"> (SLU Artdatabanken, 2026).</w:t>
-      </w:r>
-    </w:p>
-    <w:p>
-      <w:r>
-        <w:rPr>
-          <w:b/>
-        </w:rPr>
-        <w:t>Grantickeporing (VU)</w:t>
-      </w:r>
-      <w:r>
-        <w:t xml:space="preserve"> växer på murken ved och döda fruktkroppar av granticka och gränsticka (VU). Den förekommer i naturskogsliknade granskogar, gärna i fuktiga miljöer vid källbäckar och liknande. Avverkning av naturskogslika miljöer och av grova granar där grantickeporing förekommer är ett direkt hot mot artens fortlevnad. Gamla granskogar som hyser arten undantas helt från skogsbruk (SLU Artdatabanken, 2026).</w:t>
-      </w:r>
-    </w:p>
-    <w:p>
-      <w:r>
-        <w:rPr>
-          <w:b/>
-        </w:rPr>
-        <w:t>Luddlav</w:t>
-      </w:r>
-      <w:r>
-        <w:t xml:space="preserve"> signalerar lång skoglig kontinuitet med ett stabilt lokal- och mikroklimat med hög och jämn fuktighet. Luddlav är typisk art för </w:t>
-      </w:r>
-      <w:r>
-        <w:rPr>
-          <w:i/>
-        </w:rPr>
-        <w:t>9010 Taiga,</w:t>
-      </w:r>
-      <w:r>
-        <w:t xml:space="preserve"> </w:t>
-      </w:r>
-      <w:r>
-        <w:rPr>
-          <w:i/>
-        </w:rPr>
-        <w:t xml:space="preserve">9020 Nordlig ädellövskog, 9070 Trädklädd betesmark, 9110 Näringsfattig bokskog, 9180 Ädellövskog i branter </w:t>
-      </w:r>
-      <w:r>
-        <w:t>och</w:t>
-      </w:r>
-      <w:r>
-        <w:rPr>
-          <w:i/>
-        </w:rPr>
-        <w:t xml:space="preserve"> 9190 Näringsfattig ekskog </w:t>
-      </w:r>
-      <w:r>
-        <w:t>(Nitare &amp; Skogsstyrelsen, 2019; SLU Artdatabanken, 2025).</w:t>
-      </w:r>
-    </w:p>
-    <w:p>
-      <w:r>
-        <w:rPr>
-          <w:b/>
-        </w:rPr>
-        <w:t>Lunglav (NT)</w:t>
-      </w:r>
-      <w:r>
-        <w:t xml:space="preserve"> är en av vårt lands främsta signalarter som överallt indikerar gamla lövträd, skogsbestånd med höga naturvärden och ekosystem med långskoglig kontinuitet. Lokalt kan förekomsten vara mycket riklig men den hittas nästan enbart i gamla och ej slutavverkade skogar. Artens samtliga förekomster bör uppmärksammas från naturvårdssynpunkt, då många lokaler även hyser andra ovanliga och rödlistade arter. Rikliga förekomster bör skyddas med biotopskydd, frivilliga avsättningar eller reservat. På lunglav kan de sällsynta lavparasiterna lunglavshårprick (CR), </w:t>
-      </w:r>
-      <w:r>
-        <w:rPr>
-          <w:i/>
-        </w:rPr>
-        <w:t>Abrothallus diederichii</w:t>
-      </w:r>
-      <w:r>
-        <w:t xml:space="preserve"> (VU), </w:t>
-      </w:r>
-      <w:r>
-        <w:rPr>
-          <w:i/>
-        </w:rPr>
-        <w:t>Abrothallus lobariae</w:t>
-      </w:r>
-      <w:r>
-        <w:t xml:space="preserve"> (VU), </w:t>
-      </w:r>
-      <w:r>
-        <w:rPr>
-          <w:i/>
-        </w:rPr>
-        <w:t>Calycina lobariae</w:t>
-      </w:r>
-      <w:r>
-        <w:t xml:space="preserve"> (VU), lunglavsknapp (VU) och skrovelmössing (VU) påträffas. Lunglav är typisk art för </w:t>
-      </w:r>
-      <w:r>
-        <w:rPr>
-          <w:i/>
-        </w:rPr>
-        <w:t>9010 Taiga, 9020 Nordlig ädellövskog, 9110 Näringsfattig bokskog, 9130 Näringsrik bokskog, 9160 Näringsrik ekskog, 9180 Ädellövskog i branter, 9190 Näringsfattig ekskog, 9070 Trädklädd betesmark, 9040 Fjällbjörkskog</w:t>
-      </w:r>
-      <w:r>
-        <w:t xml:space="preserve"> och</w:t>
-      </w:r>
-      <w:r>
-        <w:rPr>
-          <w:i/>
-        </w:rPr>
-        <w:t xml:space="preserve"> 6530 Lövängar</w:t>
-      </w:r>
-      <w:r>
-        <w:t xml:space="preserve"> (SLU Artdatabanken, 2026; Nitare &amp; Skogsstyrelsen, 2019).</w:t>
-      </w:r>
-    </w:p>
-    <w:p>
-      <w:r>
-        <w:rPr>
-          <w:b/>
-        </w:rPr>
-        <w:t xml:space="preserve">Skinnlav </w:t>
-      </w:r>
-      <w:r>
-        <w:t xml:space="preserve">förekommer på diverse lövträd, främst på gammal asp och sälg. Den påträffas främst i områden med lång kontinuitet av grova lövträd och signalerar skogsmark med höga naturvärden. På lokalerna förekommer som regel ett flertal andra ovanliga eller rödlistade lavar. I likhet med gelélavarna, etablerar sig skinnlaven i skogsmark på grova aspar i sena lövsuccessioner. Skinnlav är typisk art för </w:t>
-      </w:r>
-      <w:r>
-        <w:rPr>
-          <w:i/>
-        </w:rPr>
-        <w:t xml:space="preserve">9010 Taiga, 9020 Nordlig ädellövskog </w:t>
-      </w:r>
-      <w:r>
-        <w:t xml:space="preserve">och </w:t>
-      </w:r>
-      <w:r>
-        <w:rPr>
-          <w:i/>
-        </w:rPr>
-        <w:t xml:space="preserve">9070 Trädklädd betesmark </w:t>
-      </w:r>
-      <w:r>
-        <w:t>(Nitare &amp; Skogsstyrelsen, 2019; SLU Artdatabanken, 2025).</w:t>
-      </w:r>
-    </w:p>
-    <w:p>
-      <w:r>
-        <w:rPr>
-          <w:b/>
-        </w:rPr>
-        <w:t>Skrovellav (NT)</w:t>
-      </w:r>
-      <w:r>
-        <w:t xml:space="preserve"> växer på gamla lövträd och på klippor i gamla skogar med hög och jämn luftfuktighet. Slutavverkning av kontinuitetsskog utgör det största hotet och lavens fortsatta förekomst bör säkerställas genom att lokaler med äldre skog skyddas. I områden med mycket hög luftfuktighet kan man på bålen av skrovellav finna de sällsynta parasitsvamparna skrovellavsknapp (EN), </w:t>
-      </w:r>
-      <w:r>
-        <w:rPr>
-          <w:i/>
-        </w:rPr>
-        <w:t>Catillaria lobariicola</w:t>
-      </w:r>
-      <w:r>
-        <w:t xml:space="preserve"> (VU) och </w:t>
-      </w:r>
-      <w:r>
-        <w:rPr>
-          <w:i/>
-        </w:rPr>
-        <w:t>Merismatium lobariae</w:t>
-      </w:r>
-      <w:r>
-        <w:t xml:space="preserve"> (DD). Skrovellav är typisk art för </w:t>
-      </w:r>
-      <w:r>
-        <w:rPr>
-          <w:i/>
-        </w:rPr>
-        <w:t xml:space="preserve">9010 Taiga, 9020 Nordlig ädellövskog, 9040 Fjällbjörkskog, 9070 Trädklädd betesmark, 9160 Näringsrik ekskog, 9180 Ädellövskog i branter, 9190 Näringsfattig ekskog, 8210 Kalkbranter </w:t>
-      </w:r>
-      <w:r>
-        <w:t xml:space="preserve">och </w:t>
-      </w:r>
-      <w:r>
-        <w:rPr>
-          <w:i/>
-        </w:rPr>
-        <w:t>6530 Lövängar</w:t>
-      </w:r>
-      <w:r>
-        <w:t xml:space="preserve"> (SLU Artdatabanken, 2026; Nitare &amp; Skogsstyrelsen, 2019).</w:t>
-      </w:r>
-    </w:p>
-    <w:p>
-      <w:r>
-        <w:rPr>
-          <w:b/>
-        </w:rPr>
-        <w:t>Stuplav</w:t>
-      </w:r>
-      <w:r>
-        <w:t xml:space="preserve"> är en mycket bra signalart i hela sitt utbredningsområde och förekommer nästan enbart i skogsmiljöer med höga naturvärden. Den indikerar långvarig förekomst av gamla lövträd och miljöer med konstant hög luftfuktighet. I skogar med suboceaniskt klimat finns det en mycket sällsynt parasit, njurlavsknapp </w:t>
-      </w:r>
-      <w:r>
-        <w:rPr>
-          <w:i/>
-        </w:rPr>
-        <w:t>Pletocarpon nephromeum</w:t>
-      </w:r>
-      <w:r>
-        <w:t xml:space="preserve"> (EN), som växer på stuplav. Ytterligare tre sällsynta lavparasiter, </w:t>
-      </w:r>
-      <w:r>
-        <w:rPr>
-          <w:i/>
-        </w:rPr>
-        <w:t>Protounguicularia nephromatis</w:t>
-      </w:r>
-      <w:r>
-        <w:t xml:space="preserve"> (VU), </w:t>
-      </w:r>
-      <w:r>
-        <w:rPr>
-          <w:i/>
-        </w:rPr>
-        <w:t>Refractohilum galligenum</w:t>
-      </w:r>
-      <w:r>
-        <w:t xml:space="preserve"> (NT) och </w:t>
-      </w:r>
-      <w:r>
-        <w:rPr>
-          <w:i/>
-        </w:rPr>
-        <w:t>Roselliniella nephromatis</w:t>
-      </w:r>
-      <w:r>
-        <w:t xml:space="preserve"> (DD), kan också påträffas på stuplav. Stuplav är typisk art för </w:t>
-      </w:r>
-      <w:r>
-        <w:rPr>
-          <w:i/>
-        </w:rPr>
-        <w:t>9010 Taiga</w:t>
-      </w:r>
-      <w:r>
-        <w:t xml:space="preserve"> (SLU Artdatabanken, 2026; Nitare &amp; Skogsstyrelsen, 2019).</w:t>
-      </w:r>
-    </w:p>
-    <w:p>
-      <w:r>
-        <w:rPr>
-          <w:b/>
-        </w:rPr>
-        <w:t xml:space="preserve">Trådticka </w:t>
-      </w:r>
-      <w:r>
-        <w:t xml:space="preserve">är knuten till grova granar i rikare ofta fuktiga miljöer. Den återfinns på både levande och döda träd samt stubbar och nyligen fallna träd. Karaktärsart för äldre fuktiga granskogsbiotoper, och i stor mängd är den en bra signalart för miljöer med andra rödlistade arter. Trådticka är typisk art för </w:t>
-      </w:r>
-      <w:r>
-        <w:rPr>
-          <w:i/>
-        </w:rPr>
-        <w:t xml:space="preserve">9010 Taiga </w:t>
-      </w:r>
-      <w:r>
         <w:t xml:space="preserve">och </w:t>
       </w:r>
       <w:r>
@@ -788,82 +821,6 @@
       </w:r>
       <w:r>
         <w:t>(SLU Artdatabanken, 2025).</w:t>
-      </w:r>
-    </w:p>
-    <w:p>
-      <w:r>
-        <w:rPr>
-          <w:b/>
-        </w:rPr>
-        <w:t>Ullticka (NT)</w:t>
-      </w:r>
-      <w:r>
-        <w:t xml:space="preserve"> är knuten till restbestånd av barrnaturskog och förekommer med ett tydligt optimum i orörda eller måttligt påverkade gamla granskogar där det föreligger viss kontinuitet av grov död ved. Ullticka är en bra signalart inom hela sitt utbredningsområde och i södra Sverige är den sällsynt och en god signalart för skyddsvärda granskogsmiljöer. Den hotas av avverkning och fragmentering av naturskog och äldre granskog med lång trädkontinuitet. På ullticka kan ibland ulltickeporing (VU) påträffas - det är en sällsynt ticka som nyligen delats upp i de tre olika arterna ulltickeporing </w:t>
-      </w:r>
-      <w:r>
-        <w:rPr>
-          <w:i/>
-        </w:rPr>
-        <w:t xml:space="preserve">Skeletocutis brevispora </w:t>
-      </w:r>
-      <w:r>
-        <w:t>(VU)</w:t>
-      </w:r>
-      <w:r>
-        <w:rPr>
-          <w:i/>
-        </w:rPr>
-        <w:t>, Skeletocutis delicata</w:t>
-      </w:r>
-      <w:r>
-        <w:t xml:space="preserve"> (VU)</w:t>
-      </w:r>
-      <w:r>
-        <w:rPr>
-          <w:i/>
-        </w:rPr>
-        <w:t xml:space="preserve"> och Skeletocutis exilis</w:t>
-      </w:r>
-      <w:r>
-        <w:t xml:space="preserve"> (NT). Ullticka är typisk art för </w:t>
-      </w:r>
-      <w:r>
-        <w:rPr>
-          <w:i/>
-        </w:rPr>
-        <w:t xml:space="preserve">9010 Taiga, 9050 Näringsrik granskog </w:t>
-      </w:r>
-      <w:r>
-        <w:t xml:space="preserve">och </w:t>
-      </w:r>
-      <w:r>
-        <w:rPr>
-          <w:i/>
-        </w:rPr>
-        <w:t>9030 Landhöjningsskog</w:t>
-      </w:r>
-      <w:r>
-        <w:t xml:space="preserve"> (SLU Artdatabanken, 2026; Nitare &amp; Skogsstyrelsen, 2019; Miettinen &amp; Niemelä, 2018).</w:t>
-      </w:r>
-    </w:p>
-    <w:p>
-      <w:r>
-        <w:rPr>
-          <w:b/>
-        </w:rPr>
-        <w:t>Violettgrå tagellav (NT)</w:t>
-      </w:r>
-      <w:r>
-        <w:t xml:space="preserve"> växer nästan uteslutande i gamla olikåldriga barrnaturskogar med lång skoglig kontinuitet och är en utmärkt signal på skog med höga naturvärden. Slutavverkning av tidigare aldrig slutavverkad skog (kontinuitetsskog) är det största hotet. Biotopen nyskapas i begränsad omfattning och barrskog äldre än 160 år, där den violettgrå tagellaven huvudsakligen påträffas har minskat med 50% de senaste 50 åren. Lågproduktiv skogsmark där laven förekommer bör undantas från skogsbruk och rika förekomster i äldre granskog bör skyddas. Arten är känslig för uttorkning och det är väsentligt att tillräckligt stora bestånd avsätts. Violettgrå tagellav är typisk art för </w:t>
-      </w:r>
-      <w:r>
-        <w:rPr>
-          <w:i/>
-        </w:rPr>
-        <w:t>9010 Taiga</w:t>
-      </w:r>
-      <w:r>
-        <w:t xml:space="preserve"> (SLU Artdatabanken, 2024; Nitare &amp; Skogsstyrelsen, 2019).</w:t>
       </w:r>
     </w:p>
     <w:p>
@@ -1825,7 +1782,7 @@
     <w:r>
       <w:tab/>
       <w:tab/>
-      <w:t>2026-06-20</w:t>
+      <w:t>2026-06-21</w:t>
       <w:br/>
       <w:br/>
     </w:r>

--- a/klagomål/A 20904-2026 FSC-klagomål.docx
+++ b/klagomål/A 20904-2026 FSC-klagomål.docx
@@ -1782,7 +1782,7 @@
     <w:r>
       <w:tab/>
       <w:tab/>
-      <w:t>2026-06-21</w:t>
+      <w:t>2026-06-22</w:t>
       <w:br/>
       <w:br/>
     </w:r>

--- a/klagomål/A 20904-2026 FSC-klagomål.docx
+++ b/klagomål/A 20904-2026 FSC-klagomål.docx
@@ -1782,7 +1782,7 @@
     <w:r>
       <w:tab/>
       <w:tab/>
-      <w:t>2026-06-22</w:t>
+      <w:t>2026-06-23</w:t>
       <w:br/>
       <w:br/>
     </w:r>

--- a/klagomål/A 20904-2026 FSC-klagomål.docx
+++ b/klagomål/A 20904-2026 FSC-klagomål.docx
@@ -1782,7 +1782,7 @@
     <w:r>
       <w:tab/>
       <w:tab/>
-      <w:t>2026-06-23</w:t>
+      <w:t>2026-06-24</w:t>
       <w:br/>
       <w:br/>
     </w:r>

--- a/klagomål/A 20904-2026 FSC-klagomål.docx
+++ b/klagomål/A 20904-2026 FSC-klagomål.docx
@@ -1782,7 +1782,7 @@
     <w:r>
       <w:tab/>
       <w:tab/>
-      <w:t>2026-06-24</w:t>
+      <w:t>2026-06-25</w:t>
       <w:br/>
       <w:br/>
     </w:r>

--- a/klagomål/A 20904-2026 FSC-klagomål.docx
+++ b/klagomål/A 20904-2026 FSC-klagomål.docx
@@ -1782,7 +1782,7 @@
     <w:r>
       <w:tab/>
       <w:tab/>
-      <w:t>2026-06-25</w:t>
+      <w:t>2026-06-26</w:t>
       <w:br/>
       <w:br/>
     </w:r>

--- a/klagomål/A 20904-2026 FSC-klagomål.docx
+++ b/klagomål/A 20904-2026 FSC-klagomål.docx
@@ -1782,7 +1782,7 @@
     <w:r>
       <w:tab/>
       <w:tab/>
-      <w:t>2026-06-26</w:t>
+      <w:t>2026-06-27</w:t>
       <w:br/>
       <w:br/>
     </w:r>

--- a/klagomål/A 20904-2026 FSC-klagomål.docx
+++ b/klagomål/A 20904-2026 FSC-klagomål.docx
@@ -1782,7 +1782,7 @@
     <w:r>
       <w:tab/>
       <w:tab/>
-      <w:t>2026-06-27</w:t>
+      <w:t>2026-06-28</w:t>
       <w:br/>
       <w:br/>
     </w:r>

--- a/klagomål/A 20904-2026 FSC-klagomål.docx
+++ b/klagomål/A 20904-2026 FSC-klagomål.docx
@@ -1782,7 +1782,7 @@
     <w:r>
       <w:tab/>
       <w:tab/>
-      <w:t>2026-06-28</w:t>
+      <w:t>2026-06-29</w:t>
       <w:br/>
       <w:br/>
     </w:r>

--- a/klagomål/A 20904-2026 FSC-klagomål.docx
+++ b/klagomål/A 20904-2026 FSC-klagomål.docx
@@ -1782,7 +1782,7 @@
     <w:r>
       <w:tab/>
       <w:tab/>
-      <w:t>2026-06-29</w:t>
+      <w:t>2026-06-30</w:t>
       <w:br/>
       <w:br/>
     </w:r>

--- a/klagomål/A 20904-2026 FSC-klagomål.docx
+++ b/klagomål/A 20904-2026 FSC-klagomål.docx
@@ -1782,7 +1782,7 @@
     <w:r>
       <w:tab/>
       <w:tab/>
-      <w:t>2026-06-30</w:t>
+      <w:t>2026-07-01</w:t>
       <w:br/>
       <w:br/>
     </w:r>

--- a/klagomål/A 20904-2026 FSC-klagomål.docx
+++ b/klagomål/A 20904-2026 FSC-klagomål.docx
@@ -1782,7 +1782,7 @@
     <w:r>
       <w:tab/>
       <w:tab/>
-      <w:t>2026-07-13</w:t>
+      <w:t>2026-07-14</w:t>
       <w:br/>
       <w:br/>
     </w:r>

--- a/klagomål/A 20904-2026 FSC-klagomål.docx
+++ b/klagomål/A 20904-2026 FSC-klagomål.docx
@@ -1782,7 +1782,7 @@
     <w:r>
       <w:tab/>
       <w:tab/>
-      <w:t>2026-07-14</w:t>
+      <w:t>2026-07-15</w:t>
       <w:br/>
       <w:br/>
     </w:r>

--- a/klagomål/A 20904-2026 FSC-klagomål.docx
+++ b/klagomål/A 20904-2026 FSC-klagomål.docx
@@ -1782,7 +1782,7 @@
     <w:r>
       <w:tab/>
       <w:tab/>
-      <w:t>2026-07-15</w:t>
+      <w:t>2026-07-16</w:t>
       <w:br/>
       <w:br/>
     </w:r>

--- a/klagomål/A 20904-2026 FSC-klagomål.docx
+++ b/klagomål/A 20904-2026 FSC-klagomål.docx
@@ -1782,7 +1782,7 @@
     <w:r>
       <w:tab/>
       <w:tab/>
-      <w:t>2026-07-16</w:t>
+      <w:t>2026-07-17</w:t>
       <w:br/>
       <w:br/>
     </w:r>

--- a/klagomål/A 20904-2026 FSC-klagomål.docx
+++ b/klagomål/A 20904-2026 FSC-klagomål.docx
@@ -1782,7 +1782,7 @@
     <w:r>
       <w:tab/>
       <w:tab/>
-      <w:t>2026-07-17</w:t>
+      <w:t>2026-07-18</w:t>
       <w:br/>
       <w:br/>
     </w:r>

--- a/klagomål/A 20904-2026 FSC-klagomål.docx
+++ b/klagomål/A 20904-2026 FSC-klagomål.docx
@@ -1782,7 +1782,7 @@
     <w:r>
       <w:tab/>
       <w:tab/>
-      <w:t>2026-07-18</w:t>
+      <w:t>2026-07-19</w:t>
       <w:br/>
       <w:br/>
     </w:r>

--- a/klagomål/A 20904-2026 FSC-klagomål.docx
+++ b/klagomål/A 20904-2026 FSC-klagomål.docx
@@ -1782,7 +1782,7 @@
     <w:r>
       <w:tab/>
       <w:tab/>
-      <w:t>2026-07-19</w:t>
+      <w:t>2026-07-20</w:t>
       <w:br/>
       <w:br/>
     </w:r>

--- a/klagomål/A 20904-2026 FSC-klagomål.docx
+++ b/klagomål/A 20904-2026 FSC-klagomål.docx
@@ -1782,7 +1782,7 @@
     <w:r>
       <w:tab/>
       <w:tab/>
-      <w:t>2026-07-20</w:t>
+      <w:t>2026-07-21</w:t>
       <w:br/>
       <w:br/>
     </w:r>

--- a/klagomål/A 20904-2026 FSC-klagomål.docx
+++ b/klagomål/A 20904-2026 FSC-klagomål.docx
@@ -1782,7 +1782,7 @@
     <w:r>
       <w:tab/>
       <w:tab/>
-      <w:t>2026-07-21</w:t>
+      <w:t>2026-07-22</w:t>
       <w:br/>
       <w:br/>
     </w:r>

--- a/klagomål/A 20904-2026 FSC-klagomål.docx
+++ b/klagomål/A 20904-2026 FSC-klagomål.docx
@@ -1782,7 +1782,7 @@
     <w:r>
       <w:tab/>
       <w:tab/>
-      <w:t>2026-07-22</w:t>
+      <w:t>2026-07-23</w:t>
       <w:br/>
       <w:br/>
     </w:r>

--- a/klagomål/A 20904-2026 FSC-klagomål.docx
+++ b/klagomål/A 20904-2026 FSC-klagomål.docx
@@ -1782,7 +1782,7 @@
     <w:r>
       <w:tab/>
       <w:tab/>
-      <w:t>2026-07-23</w:t>
+      <w:t>2026-07-24</w:t>
       <w:br/>
       <w:br/>
     </w:r>

--- a/klagomål/A 20904-2026 FSC-klagomål.docx
+++ b/klagomål/A 20904-2026 FSC-klagomål.docx
@@ -216,7 +216,7 @@
         <w:spacing w:after="240"/>
       </w:pPr>
       <w:r>
-        <w:t>Figur 1. Fyndplatser för naturvårdsarter i och inom 23 meter från avverkningsanmälan. Markörer utan svart kant är placerade på fyndplatsen. Markörer med svart kant är placerade vid sidan av fyndplatsen har ett svart streck som visar fyndplatsens exakta position. Kartans mittpunktskoordinat är N 7227204, E 556982 i SWEREF 99 TM.</w:t>
+        <w:t>Figur 1. Fyndplatser för naturvårdsarter i och inom 23 meter från avverkningsanmälan. Markörer utan svart kant är placerade på fyndplatsen. Markörer med svart kant är placerade vid sidan av fyndplatsen och har ett svart streck som visar fyndplatsens exakta position. Kartans mittpunktskoordinat är N 7227204, E 556982 i SWEREF 99 TM.</w:t>
       </w:r>
     </w:p>
     <w:p>
@@ -1782,7 +1782,7 @@
     <w:r>
       <w:tab/>
       <w:tab/>
-      <w:t>2026-08-14</w:t>
+      <w:t>2026-08-15</w:t>
       <w:br/>
       <w:br/>
     </w:r>

--- a/klagomål/A 20904-2026 FSC-klagomål.docx
+++ b/klagomål/A 20904-2026 FSC-klagomål.docx
@@ -1782,7 +1782,7 @@
     <w:r>
       <w:tab/>
       <w:tab/>
-      <w:t>2026-08-15</w:t>
+      <w:t>2026-08-16</w:t>
       <w:br/>
       <w:br/>
     </w:r>

--- a/klagomål/A 20904-2026 FSC-klagomål.docx
+++ b/klagomål/A 20904-2026 FSC-klagomål.docx
@@ -1782,7 +1782,7 @@
     <w:r>
       <w:tab/>
       <w:tab/>
-      <w:t>2026-08-16</w:t>
+      <w:t>2026-08-17</w:t>
       <w:br/>
       <w:br/>
     </w:r>

--- a/klagomål/A 20904-2026 FSC-klagomål.docx
+++ b/klagomål/A 20904-2026 FSC-klagomål.docx
@@ -1782,7 +1782,7 @@
     <w:r>
       <w:tab/>
       <w:tab/>
-      <w:t>2026-08-17</w:t>
+      <w:t>2026-08-18</w:t>
       <w:br/>
       <w:br/>
     </w:r>

--- a/klagomål/A 20904-2026 FSC-klagomål.docx
+++ b/klagomål/A 20904-2026 FSC-klagomål.docx
@@ -1782,7 +1782,7 @@
     <w:r>
       <w:tab/>
       <w:tab/>
-      <w:t>2026-08-18</w:t>
+      <w:t>2026-08-19</w:t>
       <w:br/>
       <w:br/>
     </w:r>

--- a/klagomål/A 20904-2026 FSC-klagomål.docx
+++ b/klagomål/A 20904-2026 FSC-klagomål.docx
@@ -1782,7 +1782,7 @@
     <w:r>
       <w:tab/>
       <w:tab/>
-      <w:t>2026-08-19</w:t>
+      <w:t>2026-08-20</w:t>
       <w:br/>
       <w:br/>
     </w:r>

--- a/klagomål/A 20904-2026 FSC-klagomål.docx
+++ b/klagomål/A 20904-2026 FSC-klagomål.docx
@@ -1782,7 +1782,7 @@
     <w:r>
       <w:tab/>
       <w:tab/>
-      <w:t>2026-08-20</w:t>
+      <w:t>2026-08-21</w:t>
       <w:br/>
       <w:br/>
     </w:r>

--- a/klagomål/A 20904-2026 FSC-klagomål.docx
+++ b/klagomål/A 20904-2026 FSC-klagomål.docx
@@ -1782,7 +1782,7 @@
     <w:r>
       <w:tab/>
       <w:tab/>
-      <w:t>2026-08-21</w:t>
+      <w:t>2026-08-22</w:t>
       <w:br/>
       <w:br/>
     </w:r>

--- a/klagomål/A 20904-2026 FSC-klagomål.docx
+++ b/klagomål/A 20904-2026 FSC-klagomål.docx
@@ -1782,7 +1782,7 @@
     <w:r>
       <w:tab/>
       <w:tab/>
-      <w:t>2026-08-22</w:t>
+      <w:t>2026-08-23</w:t>
       <w:br/>
       <w:br/>
     </w:r>

--- a/klagomål/A 20904-2026 FSC-klagomål.docx
+++ b/klagomål/A 20904-2026 FSC-klagomål.docx
@@ -1782,7 +1782,7 @@
     <w:r>
       <w:tab/>
       <w:tab/>
-      <w:t>2026-08-23</w:t>
+      <w:t>2026-08-24</w:t>
       <w:br/>
       <w:br/>
     </w:r>

--- a/klagomål/A 20904-2026 FSC-klagomål.docx
+++ b/klagomål/A 20904-2026 FSC-klagomål.docx
@@ -1782,7 +1782,7 @@
     <w:r>
       <w:tab/>
       <w:tab/>
-      <w:t>2026-08-24</w:t>
+      <w:t>2026-08-25</w:t>
       <w:br/>
       <w:br/>
     </w:r>

--- a/klagomål/A 20904-2026 FSC-klagomål.docx
+++ b/klagomål/A 20904-2026 FSC-klagomål.docx
@@ -1782,7 +1782,7 @@
     <w:r>
       <w:tab/>
       <w:tab/>
-      <w:t>2026-08-25</w:t>
+      <w:t>2026-08-26</w:t>
       <w:br/>
       <w:br/>
     </w:r>

--- a/klagomål/A 20904-2026 FSC-klagomål.docx
+++ b/klagomål/A 20904-2026 FSC-klagomål.docx
@@ -1782,7 +1782,7 @@
     <w:r>
       <w:tab/>
       <w:tab/>
-      <w:t>2026-08-26</w:t>
+      <w:t>2026-08-27</w:t>
       <w:br/>
       <w:br/>
     </w:r>

--- a/klagomål/A 20904-2026 FSC-klagomål.docx
+++ b/klagomål/A 20904-2026 FSC-klagomål.docx
@@ -1782,7 +1782,7 @@
     <w:r>
       <w:tab/>
       <w:tab/>
-      <w:t>2026-08-27</w:t>
+      <w:t>2026-08-28</w:t>
       <w:br/>
       <w:br/>
     </w:r>

--- a/klagomål/A 20904-2026 FSC-klagomål.docx
+++ b/klagomål/A 20904-2026 FSC-klagomål.docx
@@ -1782,7 +1782,7 @@
     <w:r>
       <w:tab/>
       <w:tab/>
-      <w:t>2026-08-28</w:t>
+      <w:t>2026-08-29</w:t>
       <w:br/>
       <w:br/>
     </w:r>

--- a/klagomål/A 20904-2026 FSC-klagomål.docx
+++ b/klagomål/A 20904-2026 FSC-klagomål.docx
@@ -1782,7 +1782,7 @@
     <w:r>
       <w:tab/>
       <w:tab/>
-      <w:t>2026-08-29</w:t>
+      <w:t>2026-08-31</w:t>
       <w:br/>
       <w:br/>
     </w:r>

--- a/klagomål/A 20904-2026 FSC-klagomål.docx
+++ b/klagomål/A 20904-2026 FSC-klagomål.docx
@@ -1782,7 +1782,7 @@
     <w:r>
       <w:tab/>
       <w:tab/>
-      <w:t>2026-08-31</w:t>
+      <w:t>2026-09-01</w:t>
       <w:br/>
       <w:br/>
     </w:r>

--- a/klagomål/A 20904-2026 FSC-klagomål.docx
+++ b/klagomål/A 20904-2026 FSC-klagomål.docx
@@ -1782,7 +1782,7 @@
     <w:r>
       <w:tab/>
       <w:tab/>
-      <w:t>2026-09-01</w:t>
+      <w:t>2026-09-02</w:t>
       <w:br/>
       <w:br/>
     </w:r>

--- a/klagomål/A 20904-2026 FSC-klagomål.docx
+++ b/klagomål/A 20904-2026 FSC-klagomål.docx
@@ -1782,7 +1782,7 @@
     <w:r>
       <w:tab/>
       <w:tab/>
-      <w:t>2026-09-02</w:t>
+      <w:t>2026-09-03</w:t>
       <w:br/>
       <w:br/>
     </w:r>

--- a/klagomål/A 20904-2026 FSC-klagomål.docx
+++ b/klagomål/A 20904-2026 FSC-klagomål.docx
@@ -1782,7 +1782,7 @@
     <w:r>
       <w:tab/>
       <w:tab/>
-      <w:t>2026-09-03</w:t>
+      <w:t>2026-09-04</w:t>
       <w:br/>
       <w:br/>
     </w:r>

--- a/klagomål/A 20904-2026 FSC-klagomål.docx
+++ b/klagomål/A 20904-2026 FSC-klagomål.docx
@@ -1782,7 +1782,7 @@
     <w:r>
       <w:tab/>
       <w:tab/>
-      <w:t>2026-09-04</w:t>
+      <w:t>2026-09-05</w:t>
       <w:br/>
       <w:br/>
     </w:r>
